--- a/public/downloads/Plantilla_Procedimiento.docx
+++ b/public/downloads/Plantilla_Procedimiento.docx
@@ -1,6 +1,6 @@
 
 <file path=word/document.xml><?xml version="1.0" encoding="utf-8"?>
-<w:document xmlns:wpc="http://schemas.microsoft.com/office/word/2010/wordprocessingCanvas" xmlns:cx="http://schemas.microsoft.com/office/drawing/2014/chartex" xmlns:cx1="http://schemas.microsoft.com/office/drawing/2015/9/8/chartex" xmlns:cx2="http://schemas.microsoft.com/office/drawing/2015/10/21/chartex" xmlns:cx3="http://schemas.microsoft.com/office/drawing/2016/5/9/chartex" xmlns:cx4="http://schemas.microsoft.com/office/drawing/2016/5/10/chartex" xmlns:cx5="http://schemas.microsoft.com/office/drawing/2016/5/11/chartex" xmlns:cx6="http://schemas.microsoft.com/office/drawing/2016/5/12/chartex" xmlns:cx7="http://schemas.microsoft.com/office/drawing/2016/5/13/chartex" xmlns:cx8="http://schemas.microsoft.com/office/drawing/2016/5/14/chartex" xmlns:mc="http://schemas.openxmlformats.org/markup-compatibility/2006" xmlns:aink="http://schemas.microsoft.com/office/drawing/2016/ink" xmlns:am3d="http://schemas.microsoft.com/office/drawing/2017/model3d" xmlns:o="urn:schemas-microsoft-com:office:office" xmlns:r="http://schemas.openxmlformats.org/officeDocument/2006/relationships" xmlns:m="http://schemas.openxmlformats.org/officeDocument/2006/math" xmlns:v="urn:schemas-microsoft-com:vml" xmlns:wp14="http://schemas.microsoft.com/office/word/2010/wordprocessingDrawing" xmlns:wp="http://schemas.openxmlformats.org/drawingml/2006/wordprocessingDrawing" xmlns:w10="urn:schemas-microsoft-com:office:word" xmlns:w="http://schemas.openxmlformats.org/wordprocessingml/2006/main" xmlns:w14="http://schemas.microsoft.com/office/word/2010/wordml" xmlns:w15="http://schemas.microsoft.com/office/word/2012/wordml" xmlns:w16cex="http://schemas.microsoft.com/office/word/2018/wordml/cex" xmlns:w16cid="http://schemas.microsoft.com/office/word/2016/wordml/cid" xmlns:w16="http://schemas.microsoft.com/office/word/2018/wordml" xmlns:w16se="http://schemas.microsoft.com/office/word/2015/wordml/symex" xmlns:wpg="http://schemas.microsoft.com/office/word/2010/wordprocessingGroup" xmlns:wpi="http://schemas.microsoft.com/office/word/2010/wordprocessingInk" xmlns:wne="http://schemas.microsoft.com/office/word/2006/wordml" xmlns:wps="http://schemas.microsoft.com/office/word/2010/wordprocessingShape" mc:Ignorable="w14 w15 w16se w16cid w16 w16cex wp14">
+<w:document xmlns:wpc="http://schemas.microsoft.com/office/word/2010/wordprocessingCanvas" xmlns:cx="http://schemas.microsoft.com/office/drawing/2014/chartex" xmlns:cx1="http://schemas.microsoft.com/office/drawing/2015/9/8/chartex" xmlns:cx2="http://schemas.microsoft.com/office/drawing/2015/10/21/chartex" xmlns:cx3="http://schemas.microsoft.com/office/drawing/2016/5/9/chartex" xmlns:cx4="http://schemas.microsoft.com/office/drawing/2016/5/10/chartex" xmlns:cx5="http://schemas.microsoft.com/office/drawing/2016/5/11/chartex" xmlns:cx6="http://schemas.microsoft.com/office/drawing/2016/5/12/chartex" xmlns:cx7="http://schemas.microsoft.com/office/drawing/2016/5/13/chartex" xmlns:cx8="http://schemas.microsoft.com/office/drawing/2016/5/14/chartex" xmlns:mc="http://schemas.openxmlformats.org/markup-compatibility/2006" xmlns:aink="http://schemas.microsoft.com/office/drawing/2016/ink" xmlns:am3d="http://schemas.microsoft.com/office/drawing/2017/model3d" xmlns:o="urn:schemas-microsoft-com:office:office" xmlns:oel="http://schemas.microsoft.com/office/2019/extlst" xmlns:r="http://schemas.openxmlformats.org/officeDocument/2006/relationships" xmlns:m="http://schemas.openxmlformats.org/officeDocument/2006/math" xmlns:v="urn:schemas-microsoft-com:vml" xmlns:wp14="http://schemas.microsoft.com/office/word/2010/wordprocessingDrawing" xmlns:wp="http://schemas.openxmlformats.org/drawingml/2006/wordprocessingDrawing" xmlns:w10="urn:schemas-microsoft-com:office:word" xmlns:w="http://schemas.openxmlformats.org/wordprocessingml/2006/main" xmlns:w14="http://schemas.microsoft.com/office/word/2010/wordml" xmlns:w15="http://schemas.microsoft.com/office/word/2012/wordml" xmlns:w16cex="http://schemas.microsoft.com/office/word/2018/wordml/cex" xmlns:w16cid="http://schemas.microsoft.com/office/word/2016/wordml/cid" xmlns:w16="http://schemas.microsoft.com/office/word/2018/wordml" xmlns:w16du="http://schemas.microsoft.com/office/word/2023/wordml/word16du" xmlns:w16sdtdh="http://schemas.microsoft.com/office/word/2020/wordml/sdtdatahash" xmlns:w16sdtfl="http://schemas.microsoft.com/office/word/2024/wordml/sdtformatlock" xmlns:w16se="http://schemas.microsoft.com/office/word/2015/wordml/symex" xmlns:wpg="http://schemas.microsoft.com/office/word/2010/wordprocessingGroup" xmlns:wpi="http://schemas.microsoft.com/office/word/2010/wordprocessingInk" xmlns:wne="http://schemas.microsoft.com/office/word/2006/wordml" xmlns:wps="http://schemas.microsoft.com/office/word/2010/wordprocessingShape" mc:Ignorable="w14 w15 w16se w16cid w16 w16cex w16sdtdh w16sdtfl w16du wp14">
   <w:body>
     <w:tbl>
       <w:tblPr>
@@ -65,7 +65,6 @@
         <w:tc>
           <w:tcPr>
             <w:tcW w:w="4105" w:type="pct"/>
-            <w:shd w:val="clear" w:color="auto" w:fill="auto"/>
             <w:noWrap/>
             <w:vAlign w:val="bottom"/>
             <w:hideMark/>
@@ -158,7 +157,25 @@
                                       <w:szCs w:val="22"/>
                                       <w:lang w:val="es-CO"/>
                                     </w:rPr>
-                                    <w:t>Define en este espacio</w:t>
+                                    <w:t>Defin</w:t>
+                                  </w:r>
+                                  <w:r>
+                                    <w:rPr>
+                                      <w:rFonts w:ascii="Arial" w:hAnsi="Arial" w:cs="Arial"/>
+                                      <w:sz w:val="22"/>
+                                      <w:szCs w:val="22"/>
+                                      <w:lang w:val="es-CO"/>
+                                    </w:rPr>
+                                    <w:t>a</w:t>
+                                  </w:r>
+                                  <w:r>
+                                    <w:rPr>
+                                      <w:rFonts w:ascii="Arial" w:hAnsi="Arial" w:cs="Arial"/>
+                                      <w:sz w:val="22"/>
+                                      <w:szCs w:val="22"/>
+                                      <w:lang w:val="es-CO"/>
+                                    </w:rPr>
+                                    <w:t xml:space="preserve"> en este espacio</w:t>
                                   </w:r>
                                   <w:r>
                                     <w:rPr>
@@ -187,9 +204,8 @@
                                       <w:szCs w:val="22"/>
                                       <w:lang w:val="es-CO"/>
                                     </w:rPr>
-                                    <w:t xml:space="preserve">Recuerde que debe iniciar con un verbo infinitivo (Terminado en ar, </w:t>
+                                    <w:t>Recuerde que debe iniciar con un verbo infinitivo (</w:t>
                                   </w:r>
-                                  <w:proofErr w:type="spellStart"/>
                                   <w:r>
                                     <w:rPr>
                                       <w:rFonts w:ascii="Arial" w:hAnsi="Arial" w:cs="Arial"/>
@@ -197,9 +213,8 @@
                                       <w:szCs w:val="22"/>
                                       <w:lang w:val="es-CO"/>
                                     </w:rPr>
-                                    <w:t>er</w:t>
+                                    <w:t>t</w:t>
                                   </w:r>
-                                  <w:proofErr w:type="spellEnd"/>
                                   <w:r>
                                     <w:rPr>
                                       <w:rFonts w:ascii="Arial" w:hAnsi="Arial" w:cs="Arial"/>
@@ -207,7 +222,7 @@
                                       <w:szCs w:val="22"/>
                                       <w:lang w:val="es-CO"/>
                                     </w:rPr>
-                                    <w:t xml:space="preserve"> o ir) y debe responder a la pregunta ¿Para qué?</w:t>
+                                    <w:t>erminado en ar, er o ir) y debe responder a la pregunta ¿Para qué?</w:t>
                                   </w:r>
                                 </w:p>
                                 <w:p>
@@ -236,7 +251,25 @@
                                       <w:szCs w:val="22"/>
                                       <w:lang w:val="es-CO"/>
                                     </w:rPr>
-                                    <w:t>Realizar inspección por muestreo simple por atributos</w:t>
+                                    <w:t>r</w:t>
+                                  </w:r>
+                                  <w:r>
+                                    <w:rPr>
+                                      <w:rFonts w:ascii="Arial" w:hAnsi="Arial" w:cs="Arial"/>
+                                      <w:sz w:val="22"/>
+                                      <w:szCs w:val="22"/>
+                                      <w:lang w:val="es-CO"/>
+                                    </w:rPr>
+                                    <w:t>ealizar inspección por muestreo simple por atributos</w:t>
+                                  </w:r>
+                                  <w:r>
+                                    <w:rPr>
+                                      <w:rFonts w:ascii="Arial" w:hAnsi="Arial" w:cs="Arial"/>
+                                      <w:sz w:val="22"/>
+                                      <w:szCs w:val="22"/>
+                                      <w:lang w:val="es-CO"/>
+                                    </w:rPr>
+                                    <w:t>.</w:t>
                                   </w:r>
                                 </w:p>
                               </w:txbxContent>
@@ -265,7 +298,7 @@
                       <v:stroke joinstyle="miter"/>
                       <v:path gradientshapeok="t" o:connecttype="rect"/>
                     </v:shapetype>
-                    <v:shape id="Cuadro de texto 2" o:spid="_x0000_s1026" type="#_x0000_t202" style="position:absolute;margin-left:-.8pt;margin-top:4.35pt;width:526.5pt;height:64.5pt;z-index:251659264;visibility:visible;mso-wrap-style:square;mso-width-percent:0;mso-height-percent:0;mso-wrap-distance-left:9pt;mso-wrap-distance-top:0;mso-wrap-distance-right:9pt;mso-wrap-distance-bottom:0;mso-position-horizontal:absolute;mso-position-horizontal-relative:text;mso-position-vertical:absolute;mso-position-vertical-relative:text;mso-width-percent:0;mso-height-percent:0;mso-width-relative:margin;mso-height-relative:margin;v-text-anchor:top" o:gfxdata="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" filled="f" stroked="f" strokeweight=".5pt">
+                    <v:shape id="Cuadro de texto 2" o:spid="_x0000_s1026" type="#_x0000_t202" style="position:absolute;margin-left:-.8pt;margin-top:4.35pt;width:526.5pt;height:64.5pt;z-index:251659264;visibility:visible;mso-wrap-style:square;mso-width-percent:0;mso-height-percent:0;mso-wrap-distance-left:9pt;mso-wrap-distance-top:0;mso-wrap-distance-right:9pt;mso-wrap-distance-bottom:0;mso-position-horizontal:absolute;mso-position-horizontal-relative:text;mso-position-vertical:absolute;mso-position-vertical-relative:text;mso-width-percent:0;mso-height-percent:0;mso-width-relative:margin;mso-height-relative:margin;v-text-anchor:top" o:gfxdata="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" filled="f" stroked="f" strokeweight=".5pt">
                       <v:textbox>
                         <w:txbxContent>
                           <w:p>
@@ -285,7 +318,25 @@
                                 <w:szCs w:val="22"/>
                                 <w:lang w:val="es-CO"/>
                               </w:rPr>
-                              <w:t>Define en este espacio</w:t>
+                              <w:t>Defin</w:t>
+                            </w:r>
+                            <w:r>
+                              <w:rPr>
+                                <w:rFonts w:ascii="Arial" w:hAnsi="Arial" w:cs="Arial"/>
+                                <w:sz w:val="22"/>
+                                <w:szCs w:val="22"/>
+                                <w:lang w:val="es-CO"/>
+                              </w:rPr>
+                              <w:t>a</w:t>
+                            </w:r>
+                            <w:r>
+                              <w:rPr>
+                                <w:rFonts w:ascii="Arial" w:hAnsi="Arial" w:cs="Arial"/>
+                                <w:sz w:val="22"/>
+                                <w:szCs w:val="22"/>
+                                <w:lang w:val="es-CO"/>
+                              </w:rPr>
+                              <w:t xml:space="preserve"> en este espacio</w:t>
                             </w:r>
                             <w:r>
                               <w:rPr>
@@ -314,9 +365,8 @@
                                 <w:szCs w:val="22"/>
                                 <w:lang w:val="es-CO"/>
                               </w:rPr>
-                              <w:t xml:space="preserve">Recuerde que debe iniciar con un verbo infinitivo (Terminado en ar, </w:t>
+                              <w:t>Recuerde que debe iniciar con un verbo infinitivo (</w:t>
                             </w:r>
-                            <w:proofErr w:type="spellStart"/>
                             <w:r>
                               <w:rPr>
                                 <w:rFonts w:ascii="Arial" w:hAnsi="Arial" w:cs="Arial"/>
@@ -324,9 +374,8 @@
                                 <w:szCs w:val="22"/>
                                 <w:lang w:val="es-CO"/>
                               </w:rPr>
-                              <w:t>er</w:t>
+                              <w:t>t</w:t>
                             </w:r>
-                            <w:proofErr w:type="spellEnd"/>
                             <w:r>
                               <w:rPr>
                                 <w:rFonts w:ascii="Arial" w:hAnsi="Arial" w:cs="Arial"/>
@@ -334,7 +383,7 @@
                                 <w:szCs w:val="22"/>
                                 <w:lang w:val="es-CO"/>
                               </w:rPr>
-                              <w:t xml:space="preserve"> o ir) y debe responder a la pregunta ¿Para qué?</w:t>
+                              <w:t>erminado en ar, er o ir) y debe responder a la pregunta ¿Para qué?</w:t>
                             </w:r>
                           </w:p>
                           <w:p>
@@ -363,7 +412,25 @@
                                 <w:szCs w:val="22"/>
                                 <w:lang w:val="es-CO"/>
                               </w:rPr>
-                              <w:t>Realizar inspección por muestreo simple por atributos</w:t>
+                              <w:t>r</w:t>
+                            </w:r>
+                            <w:r>
+                              <w:rPr>
+                                <w:rFonts w:ascii="Arial" w:hAnsi="Arial" w:cs="Arial"/>
+                                <w:sz w:val="22"/>
+                                <w:szCs w:val="22"/>
+                                <w:lang w:val="es-CO"/>
+                              </w:rPr>
+                              <w:t>ealizar inspección por muestreo simple por atributos</w:t>
+                            </w:r>
+                            <w:r>
+                              <w:rPr>
+                                <w:rFonts w:ascii="Arial" w:hAnsi="Arial" w:cs="Arial"/>
+                                <w:sz w:val="22"/>
+                                <w:szCs w:val="22"/>
+                                <w:lang w:val="es-CO"/>
+                              </w:rPr>
+                              <w:t>.</w:t>
                             </w:r>
                           </w:p>
                         </w:txbxContent>
@@ -475,7 +542,6 @@
         <w:tc>
           <w:tcPr>
             <w:tcW w:w="4105" w:type="pct"/>
-            <w:shd w:val="clear" w:color="auto" w:fill="auto"/>
             <w:vAlign w:val="bottom"/>
             <w:hideMark/>
           </w:tcPr>
@@ -586,7 +652,7 @@
                                       <w:szCs w:val="24"/>
                                       <w:lang w:val="es-CO"/>
                                     </w:rPr>
-                                    <w:t xml:space="preserve"> el área o en el proceso en que se aplica el procedimiento</w:t>
+                                    <w:t xml:space="preserve"> el área o el proceso en que se aplica el procedimiento</w:t>
                                   </w:r>
                                   <w:r>
                                     <w:rPr>
@@ -638,7 +704,17 @@
                                       <w:szCs w:val="22"/>
                                       <w:lang w:val="es-MX" w:eastAsia="es-MX"/>
                                     </w:rPr>
-                                    <w:t>Módulos de tejido de punto.</w:t>
+                                    <w:t>m</w:t>
+                                  </w:r>
+                                  <w:r>
+                                    <w:rPr>
+                                      <w:rFonts w:ascii="Arial" w:hAnsi="Arial" w:cs="Arial"/>
+                                      <w:color w:val="000000" w:themeColor="text1"/>
+                                      <w:sz w:val="22"/>
+                                      <w:szCs w:val="22"/>
+                                      <w:lang w:val="es-MX" w:eastAsia="es-MX"/>
+                                    </w:rPr>
+                                    <w:t>ódulos de tejido de punto.</w:t>
                                   </w:r>
                                 </w:p>
                               </w:txbxContent>
@@ -663,7 +739,7 @@
                 </mc:Choice>
                 <mc:Fallback>
                   <w:pict>
-                    <v:shape w14:anchorId="5900153C" id="Cuadro de texto 1" o:spid="_x0000_s1027" type="#_x0000_t202" style="position:absolute;margin-left:.7pt;margin-top:-10.6pt;width:521.25pt;height:46.5pt;z-index:251660288;visibility:visible;mso-wrap-style:square;mso-width-percent:0;mso-height-percent:0;mso-wrap-distance-left:9pt;mso-wrap-distance-top:0;mso-wrap-distance-right:9pt;mso-wrap-distance-bottom:0;mso-position-horizontal:absolute;mso-position-horizontal-relative:text;mso-position-vertical:absolute;mso-position-vertical-relative:text;mso-width-percent:0;mso-height-percent:0;mso-width-relative:margin;mso-height-relative:margin;v-text-anchor:top" o:gfxdata="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" filled="f" stroked="f" strokeweight=".5pt">
+                    <v:shape w14:anchorId="5900153C" id="Cuadro de texto 1" o:spid="_x0000_s1027" type="#_x0000_t202" style="position:absolute;margin-left:.7pt;margin-top:-10.6pt;width:521.25pt;height:46.5pt;z-index:251660288;visibility:visible;mso-wrap-style:square;mso-width-percent:0;mso-height-percent:0;mso-wrap-distance-left:9pt;mso-wrap-distance-top:0;mso-wrap-distance-right:9pt;mso-wrap-distance-bottom:0;mso-position-horizontal:absolute;mso-position-horizontal-relative:text;mso-position-vertical:absolute;mso-position-vertical-relative:text;mso-width-percent:0;mso-height-percent:0;mso-width-relative:margin;mso-height-relative:margin;v-text-anchor:top" o:gfxdata="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" filled="f" stroked="f" strokeweight=".5pt">
                       <v:textbox>
                         <w:txbxContent>
                           <w:p>
@@ -702,7 +778,7 @@
                                 <w:szCs w:val="24"/>
                                 <w:lang w:val="es-CO"/>
                               </w:rPr>
-                              <w:t xml:space="preserve"> el área o en el proceso en que se aplica el procedimiento</w:t>
+                              <w:t xml:space="preserve"> el área o el proceso en que se aplica el procedimiento</w:t>
                             </w:r>
                             <w:r>
                               <w:rPr>
@@ -754,7 +830,17 @@
                                 <w:szCs w:val="22"/>
                                 <w:lang w:val="es-MX" w:eastAsia="es-MX"/>
                               </w:rPr>
-                              <w:t>Módulos de tejido de punto.</w:t>
+                              <w:t>m</w:t>
+                            </w:r>
+                            <w:r>
+                              <w:rPr>
+                                <w:rFonts w:ascii="Arial" w:hAnsi="Arial" w:cs="Arial"/>
+                                <w:color w:val="000000" w:themeColor="text1"/>
+                                <w:sz w:val="22"/>
+                                <w:szCs w:val="22"/>
+                                <w:lang w:val="es-MX" w:eastAsia="es-MX"/>
+                              </w:rPr>
+                              <w:t>ódulos de tejido de punto.</w:t>
                             </w:r>
                           </w:p>
                         </w:txbxContent>
@@ -866,7 +952,6 @@
         <w:tc>
           <w:tcPr>
             <w:tcW w:w="4105" w:type="pct"/>
-            <w:shd w:val="clear" w:color="auto" w:fill="auto"/>
             <w:noWrap/>
             <w:vAlign w:val="bottom"/>
             <w:hideMark/>
@@ -960,7 +1045,25 @@
                                       <w:szCs w:val="22"/>
                                       <w:lang w:val="es-CO"/>
                                     </w:rPr>
-                                    <w:t xml:space="preserve">Determina el cargo responsable de la </w:t>
+                                    <w:t>Determin</w:t>
+                                  </w:r>
+                                  <w:r>
+                                    <w:rPr>
+                                      <w:rFonts w:ascii="Arial" w:hAnsi="Arial" w:cs="Arial"/>
+                                      <w:sz w:val="22"/>
+                                      <w:szCs w:val="22"/>
+                                      <w:lang w:val="es-CO"/>
+                                    </w:rPr>
+                                    <w:t>e</w:t>
+                                  </w:r>
+                                  <w:r>
+                                    <w:rPr>
+                                      <w:rFonts w:ascii="Arial" w:hAnsi="Arial" w:cs="Arial"/>
+                                      <w:sz w:val="22"/>
+                                      <w:szCs w:val="22"/>
+                                      <w:lang w:val="es-CO"/>
+                                    </w:rPr>
+                                    <w:t xml:space="preserve"> el cargo responsable de la </w:t>
                                   </w:r>
                                   <w:r>
                                     <w:rPr>
@@ -990,7 +1093,25 @@
                                       <w:szCs w:val="22"/>
                                       <w:lang w:val="es-CO"/>
                                     </w:rPr>
-                                    <w:t>Ejemplo: Supervisor calidad de tejido de punto.</w:t>
+                                    <w:t xml:space="preserve">Ejemplo: </w:t>
+                                  </w:r>
+                                  <w:r>
+                                    <w:rPr>
+                                      <w:rFonts w:ascii="Arial" w:hAnsi="Arial" w:cs="Arial"/>
+                                      <w:sz w:val="22"/>
+                                      <w:szCs w:val="22"/>
+                                      <w:lang w:val="es-CO"/>
+                                    </w:rPr>
+                                    <w:t>s</w:t>
+                                  </w:r>
+                                  <w:r>
+                                    <w:rPr>
+                                      <w:rFonts w:ascii="Arial" w:hAnsi="Arial" w:cs="Arial"/>
+                                      <w:sz w:val="22"/>
+                                      <w:szCs w:val="22"/>
+                                      <w:lang w:val="es-CO"/>
+                                    </w:rPr>
+                                    <w:t>upervisor calidad de tejido de punto.</w:t>
                                   </w:r>
                                 </w:p>
                               </w:txbxContent>
@@ -1015,7 +1136,7 @@
                 </mc:Choice>
                 <mc:Fallback>
                   <w:pict>
-                    <v:shape w14:anchorId="4C33AF84" id="Cuadro de texto 3" o:spid="_x0000_s1028" type="#_x0000_t202" style="position:absolute;margin-left:.65pt;margin-top:2.85pt;width:521.25pt;height:39pt;z-index:251661312;visibility:visible;mso-wrap-style:square;mso-width-percent:0;mso-height-percent:0;mso-wrap-distance-left:9pt;mso-wrap-distance-top:0;mso-wrap-distance-right:9pt;mso-wrap-distance-bottom:0;mso-position-horizontal:absolute;mso-position-horizontal-relative:text;mso-position-vertical:absolute;mso-position-vertical-relative:text;mso-width-percent:0;mso-height-percent:0;mso-width-relative:margin;mso-height-relative:margin;v-text-anchor:top" o:gfxdata="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" filled="f" stroked="f" strokeweight=".5pt">
+                    <v:shape w14:anchorId="4C33AF84" id="Cuadro de texto 3" o:spid="_x0000_s1028" type="#_x0000_t202" style="position:absolute;margin-left:.65pt;margin-top:2.85pt;width:521.25pt;height:39pt;z-index:251661312;visibility:visible;mso-wrap-style:square;mso-width-percent:0;mso-height-percent:0;mso-wrap-distance-left:9pt;mso-wrap-distance-top:0;mso-wrap-distance-right:9pt;mso-wrap-distance-bottom:0;mso-position-horizontal:absolute;mso-position-horizontal-relative:text;mso-position-vertical:absolute;mso-position-vertical-relative:text;mso-width-percent:0;mso-height-percent:0;mso-width-relative:margin;mso-height-relative:margin;v-text-anchor:top" o:gfxdata="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" filled="f" stroked="f" strokeweight=".5pt">
                       <v:textbox>
                         <w:txbxContent>
                           <w:p>
@@ -1036,7 +1157,25 @@
                                 <w:szCs w:val="22"/>
                                 <w:lang w:val="es-CO"/>
                               </w:rPr>
-                              <w:t xml:space="preserve">Determina el cargo responsable de la </w:t>
+                              <w:t>Determin</w:t>
+                            </w:r>
+                            <w:r>
+                              <w:rPr>
+                                <w:rFonts w:ascii="Arial" w:hAnsi="Arial" w:cs="Arial"/>
+                                <w:sz w:val="22"/>
+                                <w:szCs w:val="22"/>
+                                <w:lang w:val="es-CO"/>
+                              </w:rPr>
+                              <w:t>e</w:t>
+                            </w:r>
+                            <w:r>
+                              <w:rPr>
+                                <w:rFonts w:ascii="Arial" w:hAnsi="Arial" w:cs="Arial"/>
+                                <w:sz w:val="22"/>
+                                <w:szCs w:val="22"/>
+                                <w:lang w:val="es-CO"/>
+                              </w:rPr>
+                              <w:t xml:space="preserve"> el cargo responsable de la </w:t>
                             </w:r>
                             <w:r>
                               <w:rPr>
@@ -1066,7 +1205,25 @@
                                 <w:szCs w:val="22"/>
                                 <w:lang w:val="es-CO"/>
                               </w:rPr>
-                              <w:t>Ejemplo: Supervisor calidad de tejido de punto.</w:t>
+                              <w:t xml:space="preserve">Ejemplo: </w:t>
+                            </w:r>
+                            <w:r>
+                              <w:rPr>
+                                <w:rFonts w:ascii="Arial" w:hAnsi="Arial" w:cs="Arial"/>
+                                <w:sz w:val="22"/>
+                                <w:szCs w:val="22"/>
+                                <w:lang w:val="es-CO"/>
+                              </w:rPr>
+                              <w:t>s</w:t>
+                            </w:r>
+                            <w:r>
+                              <w:rPr>
+                                <w:rFonts w:ascii="Arial" w:hAnsi="Arial" w:cs="Arial"/>
+                                <w:sz w:val="22"/>
+                                <w:szCs w:val="22"/>
+                                <w:lang w:val="es-CO"/>
+                              </w:rPr>
+                              <w:t>upervisor calidad de tejido de punto.</w:t>
                             </w:r>
                           </w:p>
                         </w:txbxContent>
@@ -1301,7 +1458,6 @@
           <w:tcPr>
             <w:tcW w:w="4998" w:type="pct"/>
             <w:gridSpan w:val="2"/>
-            <w:shd w:val="clear" w:color="auto" w:fill="auto"/>
             <w:noWrap/>
             <w:vAlign w:val="center"/>
             <w:hideMark/>
@@ -1866,7 +2022,6 @@
         <w:tc>
           <w:tcPr>
             <w:tcW w:w="1021" w:type="pct"/>
-            <w:shd w:val="clear" w:color="auto" w:fill="auto"/>
             <w:vAlign w:val="center"/>
             <w:hideMark/>
           </w:tcPr>
@@ -1973,6 +2128,13 @@
                                     </w:rPr>
                                     <w:t>Las actividades deben ir numeradas</w:t>
                                   </w:r>
+                                  <w:r>
+                                    <w:rPr>
+                                      <w:rFonts w:ascii="Arial" w:hAnsi="Arial" w:cs="Arial"/>
+                                      <w:lang w:val="es-CO"/>
+                                    </w:rPr>
+                                    <w:t>.</w:t>
+                                  </w:r>
                                 </w:p>
                               </w:txbxContent>
                             </wps:txbx>
@@ -1996,7 +2158,7 @@
                 </mc:Choice>
                 <mc:Fallback>
                   <w:pict>
-                    <v:shape w14:anchorId="3DBA5D0A" id="Cuadro de texto 7" o:spid="_x0000_s1030" type="#_x0000_t202" style="position:absolute;left:0;text-align:left;margin-left:5.6pt;margin-top:2.5pt;width:108pt;height:88.5pt;z-index:251667456;visibility:visible;mso-wrap-style:square;mso-width-percent:0;mso-height-percent:0;mso-wrap-distance-left:9pt;mso-wrap-distance-top:0;mso-wrap-distance-right:9pt;mso-wrap-distance-bottom:0;mso-position-horizontal:absolute;mso-position-horizontal-relative:text;mso-position-vertical:absolute;mso-position-vertical-relative:text;mso-width-percent:0;mso-height-percent:0;mso-width-relative:margin;mso-height-relative:margin;v-text-anchor:top" o:gfxdata="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" filled="f" stroked="f" strokeweight=".5pt">
+                    <v:shape w14:anchorId="3DBA5D0A" id="Cuadro de texto 7" o:spid="_x0000_s1030" type="#_x0000_t202" style="position:absolute;left:0;text-align:left;margin-left:5.6pt;margin-top:2.5pt;width:108pt;height:88.5pt;z-index:251667456;visibility:visible;mso-wrap-style:square;mso-width-percent:0;mso-height-percent:0;mso-wrap-distance-left:9pt;mso-wrap-distance-top:0;mso-wrap-distance-right:9pt;mso-wrap-distance-bottom:0;mso-position-horizontal:absolute;mso-position-horizontal-relative:text;mso-position-vertical:absolute;mso-position-vertical-relative:text;mso-width-percent:0;mso-height-percent:0;mso-width-relative:margin;mso-height-relative:margin;v-text-anchor:top" o:gfxdata="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" filled="f" stroked="f" strokeweight=".5pt">
                       <v:textbox>
                         <w:txbxContent>
                           <w:p>
@@ -2030,6 +2192,13 @@
                               </w:rPr>
                               <w:t>Las actividades deben ir numeradas</w:t>
                             </w:r>
+                            <w:r>
+                              <w:rPr>
+                                <w:rFonts w:ascii="Arial" w:hAnsi="Arial" w:cs="Arial"/>
+                                <w:lang w:val="es-CO"/>
+                              </w:rPr>
+                              <w:t>.</w:t>
+                            </w:r>
                           </w:p>
                         </w:txbxContent>
                       </v:textbox>
@@ -2121,7 +2290,6 @@
         <w:tc>
           <w:tcPr>
             <w:tcW w:w="887" w:type="pct"/>
-            <w:shd w:val="clear" w:color="auto" w:fill="auto"/>
             <w:vAlign w:val="center"/>
             <w:hideMark/>
           </w:tcPr>
@@ -2212,6 +2380,13 @@
                                     </w:rPr>
                                     <w:t>Cargo de quien realiza la actividad</w:t>
                                   </w:r>
+                                  <w:r>
+                                    <w:rPr>
+                                      <w:rFonts w:ascii="Arial" w:hAnsi="Arial" w:cs="Arial"/>
+                                      <w:lang w:val="es-CO"/>
+                                    </w:rPr>
+                                    <w:t>.</w:t>
+                                  </w:r>
                                 </w:p>
                               </w:txbxContent>
                             </wps:txbx>
@@ -2235,7 +2410,7 @@
                 </mc:Choice>
                 <mc:Fallback>
                   <w:pict>
-                    <v:shape w14:anchorId="019E4C99" id="Cuadro de texto 8" o:spid="_x0000_s1031" type="#_x0000_t202" style="position:absolute;left:0;text-align:left;margin-left:3.05pt;margin-top:-25.65pt;width:88.7pt;height:54.4pt;z-index:251668480;visibility:visible;mso-wrap-style:square;mso-width-percent:0;mso-height-percent:0;mso-wrap-distance-left:9pt;mso-wrap-distance-top:0;mso-wrap-distance-right:9pt;mso-wrap-distance-bottom:0;mso-position-horizontal:absolute;mso-position-horizontal-relative:text;mso-position-vertical:absolute;mso-position-vertical-relative:text;mso-width-percent:0;mso-height-percent:0;mso-width-relative:margin;mso-height-relative:margin;v-text-anchor:top" o:gfxdata="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" filled="f" stroked="f" strokeweight=".5pt">
+                    <v:shape w14:anchorId="019E4C99" id="Cuadro de texto 8" o:spid="_x0000_s1031" type="#_x0000_t202" style="position:absolute;left:0;text-align:left;margin-left:3.05pt;margin-top:-25.65pt;width:88.7pt;height:54.4pt;z-index:251668480;visibility:visible;mso-wrap-style:square;mso-width-percent:0;mso-height-percent:0;mso-wrap-distance-left:9pt;mso-wrap-distance-top:0;mso-wrap-distance-right:9pt;mso-wrap-distance-bottom:0;mso-position-horizontal:absolute;mso-position-horizontal-relative:text;mso-position-vertical:absolute;mso-position-vertical-relative:text;mso-width-percent:0;mso-height-percent:0;mso-width-relative:margin;mso-height-relative:margin;v-text-anchor:top" o:gfxdata="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" filled="f" stroked="f" strokeweight=".5pt">
                       <v:textbox>
                         <w:txbxContent>
                           <w:p>
@@ -2253,6 +2428,13 @@
                               </w:rPr>
                               <w:t>Cargo de quien realiza la actividad</w:t>
                             </w:r>
+                            <w:r>
+                              <w:rPr>
+                                <w:rFonts w:ascii="Arial" w:hAnsi="Arial" w:cs="Arial"/>
+                                <w:lang w:val="es-CO"/>
+                              </w:rPr>
+                              <w:t>.</w:t>
+                            </w:r>
                           </w:p>
                         </w:txbxContent>
                       </v:textbox>
@@ -2266,7 +2448,6 @@
         <w:tc>
           <w:tcPr>
             <w:tcW w:w="749" w:type="pct"/>
-            <w:shd w:val="clear" w:color="auto" w:fill="auto"/>
             <w:vAlign w:val="center"/>
             <w:hideMark/>
           </w:tcPr>
@@ -2358,6 +2539,14 @@
                                     </w:rPr>
                                     <w:t>Criterios que se deben asegurar durante la actividad</w:t>
                                   </w:r>
+                                  <w:r>
+                                    <w:rPr>
+                                      <w:rFonts w:ascii="Arial" w:hAnsi="Arial" w:cs="Arial"/>
+                                      <w:color w:val="000000" w:themeColor="text1"/>
+                                      <w:lang w:val="es-MX" w:eastAsia="es-MX"/>
+                                    </w:rPr>
+                                    <w:t>.</w:t>
+                                  </w:r>
                                 </w:p>
                               </w:txbxContent>
                             </wps:txbx>
@@ -2381,7 +2570,7 @@
                 </mc:Choice>
                 <mc:Fallback>
                   <w:pict>
-                    <v:shape w14:anchorId="1909F197" id="Cuadro de texto 10" o:spid="_x0000_s1032" type="#_x0000_t202" style="position:absolute;left:0;text-align:left;margin-left:.5pt;margin-top:3.85pt;width:77.85pt;height:80.3pt;z-index:251669504;visibility:visible;mso-wrap-style:square;mso-width-percent:0;mso-height-percent:0;mso-wrap-distance-left:9pt;mso-wrap-distance-top:0;mso-wrap-distance-right:9pt;mso-wrap-distance-bottom:0;mso-position-horizontal:absolute;mso-position-horizontal-relative:text;mso-position-vertical:absolute;mso-position-vertical-relative:text;mso-width-percent:0;mso-height-percent:0;mso-width-relative:margin;mso-height-relative:margin;v-text-anchor:top" o:gfxdata="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" filled="f" stroked="f" strokeweight=".5pt">
+                    <v:shape w14:anchorId="1909F197" id="Cuadro de texto 10" o:spid="_x0000_s1032" type="#_x0000_t202" style="position:absolute;left:0;text-align:left;margin-left:.5pt;margin-top:3.85pt;width:77.85pt;height:80.3pt;z-index:251669504;visibility:visible;mso-wrap-style:square;mso-width-percent:0;mso-height-percent:0;mso-wrap-distance-left:9pt;mso-wrap-distance-top:0;mso-wrap-distance-right:9pt;mso-wrap-distance-bottom:0;mso-position-horizontal:absolute;mso-position-horizontal-relative:text;mso-position-vertical:absolute;mso-position-vertical-relative:text;mso-width-percent:0;mso-height-percent:0;mso-width-relative:margin;mso-height-relative:margin;v-text-anchor:top" o:gfxdata="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" filled="f" stroked="f" strokeweight=".5pt">
                       <v:textbox>
                         <w:txbxContent>
                           <w:p>
@@ -2400,6 +2589,14 @@
                               </w:rPr>
                               <w:t>Criterios que se deben asegurar durante la actividad</w:t>
                             </w:r>
+                            <w:r>
+                              <w:rPr>
+                                <w:rFonts w:ascii="Arial" w:hAnsi="Arial" w:cs="Arial"/>
+                                <w:color w:val="000000" w:themeColor="text1"/>
+                                <w:lang w:val="es-MX" w:eastAsia="es-MX"/>
+                              </w:rPr>
+                              <w:t>.</w:t>
+                            </w:r>
                           </w:p>
                         </w:txbxContent>
                       </v:textbox>
@@ -2478,7 +2675,6 @@
         <w:tc>
           <w:tcPr>
             <w:tcW w:w="1227" w:type="pct"/>
-            <w:shd w:val="clear" w:color="auto" w:fill="auto"/>
             <w:vAlign w:val="center"/>
             <w:hideMark/>
           </w:tcPr>
@@ -2570,6 +2766,14 @@
                                     </w:rPr>
                                     <w:t>Documento que se puede consultar para realizar la actividad</w:t>
                                   </w:r>
+                                  <w:r>
+                                    <w:rPr>
+                                      <w:rFonts w:ascii="Arial" w:hAnsi="Arial" w:cs="Arial"/>
+                                      <w:color w:val="000000" w:themeColor="text1"/>
+                                      <w:lang w:val="es-MX" w:eastAsia="es-MX"/>
+                                    </w:rPr>
+                                    <w:t>.</w:t>
+                                  </w:r>
                                 </w:p>
                               </w:txbxContent>
                             </wps:txbx>
@@ -2593,7 +2797,7 @@
                 </mc:Choice>
                 <mc:Fallback>
                   <w:pict>
-                    <v:shape w14:anchorId="05460E6E" id="Cuadro de texto 12" o:spid="_x0000_s1033" type="#_x0000_t202" style="position:absolute;left:0;text-align:left;margin-left:3pt;margin-top:-16pt;width:131.4pt;height:60.25pt;z-index:251671552;visibility:visible;mso-wrap-style:square;mso-width-percent:0;mso-height-percent:0;mso-wrap-distance-left:9pt;mso-wrap-distance-top:0;mso-wrap-distance-right:9pt;mso-wrap-distance-bottom:0;mso-position-horizontal:absolute;mso-position-horizontal-relative:text;mso-position-vertical:absolute;mso-position-vertical-relative:text;mso-width-percent:0;mso-height-percent:0;mso-width-relative:margin;mso-height-relative:margin;v-text-anchor:top" o:gfxdata="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" filled="f" stroked="f" strokeweight=".5pt">
+                    <v:shape w14:anchorId="05460E6E" id="Cuadro de texto 12" o:spid="_x0000_s1033" type="#_x0000_t202" style="position:absolute;left:0;text-align:left;margin-left:3pt;margin-top:-16pt;width:131.4pt;height:60.25pt;z-index:251671552;visibility:visible;mso-wrap-style:square;mso-width-percent:0;mso-height-percent:0;mso-wrap-distance-left:9pt;mso-wrap-distance-top:0;mso-wrap-distance-right:9pt;mso-wrap-distance-bottom:0;mso-position-horizontal:absolute;mso-position-horizontal-relative:text;mso-position-vertical:absolute;mso-position-vertical-relative:text;mso-width-percent:0;mso-height-percent:0;mso-width-relative:margin;mso-height-relative:margin;v-text-anchor:top" o:gfxdata="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" filled="f" stroked="f" strokeweight=".5pt">
                       <v:textbox>
                         <w:txbxContent>
                           <w:p>
@@ -2612,6 +2816,14 @@
                               </w:rPr>
                               <w:t>Documento que se puede consultar para realizar la actividad</w:t>
                             </w:r>
+                            <w:r>
+                              <w:rPr>
+                                <w:rFonts w:ascii="Arial" w:hAnsi="Arial" w:cs="Arial"/>
+                                <w:color w:val="000000" w:themeColor="text1"/>
+                                <w:lang w:val="es-MX" w:eastAsia="es-MX"/>
+                              </w:rPr>
+                              <w:t>.</w:t>
+                            </w:r>
                           </w:p>
                         </w:txbxContent>
                       </v:textbox>
@@ -2625,7 +2837,6 @@
         <w:tc>
           <w:tcPr>
             <w:tcW w:w="1116" w:type="pct"/>
-            <w:shd w:val="clear" w:color="auto" w:fill="auto"/>
             <w:vAlign w:val="center"/>
             <w:hideMark/>
           </w:tcPr>
@@ -2778,7 +2989,6 @@
         <w:tc>
           <w:tcPr>
             <w:tcW w:w="1021" w:type="pct"/>
-            <w:shd w:val="clear" w:color="auto" w:fill="auto"/>
             <w:noWrap/>
             <w:vAlign w:val="center"/>
           </w:tcPr>
@@ -2799,7 +3009,6 @@
         <w:tc>
           <w:tcPr>
             <w:tcW w:w="887" w:type="pct"/>
-            <w:shd w:val="clear" w:color="auto" w:fill="auto"/>
             <w:noWrap/>
             <w:vAlign w:val="center"/>
           </w:tcPr>
@@ -2820,7 +3029,6 @@
         <w:tc>
           <w:tcPr>
             <w:tcW w:w="749" w:type="pct"/>
-            <w:shd w:val="clear" w:color="auto" w:fill="auto"/>
             <w:noWrap/>
             <w:vAlign w:val="center"/>
           </w:tcPr>
@@ -2841,7 +3049,6 @@
         <w:tc>
           <w:tcPr>
             <w:tcW w:w="1227" w:type="pct"/>
-            <w:shd w:val="clear" w:color="auto" w:fill="auto"/>
             <w:noWrap/>
             <w:vAlign w:val="center"/>
           </w:tcPr>
@@ -2862,7 +3069,6 @@
         <w:tc>
           <w:tcPr>
             <w:tcW w:w="1116" w:type="pct"/>
-            <w:shd w:val="clear" w:color="auto" w:fill="auto"/>
             <w:noWrap/>
             <w:vAlign w:val="center"/>
           </w:tcPr>
@@ -2889,7 +3095,6 @@
         <w:tc>
           <w:tcPr>
             <w:tcW w:w="1021" w:type="pct"/>
-            <w:shd w:val="clear" w:color="auto" w:fill="auto"/>
             <w:noWrap/>
             <w:vAlign w:val="center"/>
             <w:hideMark/>
@@ -2921,7 +3126,6 @@
         <w:tc>
           <w:tcPr>
             <w:tcW w:w="887" w:type="pct"/>
-            <w:shd w:val="clear" w:color="auto" w:fill="auto"/>
             <w:noWrap/>
             <w:vAlign w:val="center"/>
             <w:hideMark/>
@@ -2953,7 +3157,6 @@
         <w:tc>
           <w:tcPr>
             <w:tcW w:w="749" w:type="pct"/>
-            <w:shd w:val="clear" w:color="auto" w:fill="auto"/>
             <w:noWrap/>
             <w:vAlign w:val="center"/>
             <w:hideMark/>
@@ -2985,7 +3188,6 @@
         <w:tc>
           <w:tcPr>
             <w:tcW w:w="1227" w:type="pct"/>
-            <w:shd w:val="clear" w:color="auto" w:fill="auto"/>
             <w:noWrap/>
             <w:vAlign w:val="center"/>
             <w:hideMark/>
@@ -3017,7 +3219,6 @@
         <w:tc>
           <w:tcPr>
             <w:tcW w:w="1116" w:type="pct"/>
-            <w:shd w:val="clear" w:color="auto" w:fill="auto"/>
             <w:noWrap/>
             <w:vAlign w:val="center"/>
             <w:hideMark/>
@@ -3055,7 +3256,6 @@
         <w:tc>
           <w:tcPr>
             <w:tcW w:w="1021" w:type="pct"/>
-            <w:shd w:val="clear" w:color="auto" w:fill="auto"/>
             <w:noWrap/>
             <w:vAlign w:val="center"/>
           </w:tcPr>
@@ -3076,7 +3276,6 @@
         <w:tc>
           <w:tcPr>
             <w:tcW w:w="887" w:type="pct"/>
-            <w:shd w:val="clear" w:color="auto" w:fill="auto"/>
             <w:noWrap/>
             <w:vAlign w:val="center"/>
           </w:tcPr>
@@ -3097,7 +3296,6 @@
         <w:tc>
           <w:tcPr>
             <w:tcW w:w="749" w:type="pct"/>
-            <w:shd w:val="clear" w:color="auto" w:fill="auto"/>
             <w:noWrap/>
             <w:vAlign w:val="center"/>
           </w:tcPr>
@@ -3118,7 +3316,6 @@
         <w:tc>
           <w:tcPr>
             <w:tcW w:w="1227" w:type="pct"/>
-            <w:shd w:val="clear" w:color="auto" w:fill="auto"/>
             <w:noWrap/>
             <w:vAlign w:val="center"/>
           </w:tcPr>
@@ -3139,7 +3336,6 @@
         <w:tc>
           <w:tcPr>
             <w:tcW w:w="1116" w:type="pct"/>
-            <w:shd w:val="clear" w:color="auto" w:fill="auto"/>
             <w:noWrap/>
             <w:vAlign w:val="center"/>
           </w:tcPr>
@@ -3166,7 +3362,6 @@
         <w:tc>
           <w:tcPr>
             <w:tcW w:w="1021" w:type="pct"/>
-            <w:shd w:val="clear" w:color="auto" w:fill="auto"/>
             <w:noWrap/>
             <w:vAlign w:val="center"/>
           </w:tcPr>
@@ -3187,7 +3382,6 @@
         <w:tc>
           <w:tcPr>
             <w:tcW w:w="887" w:type="pct"/>
-            <w:shd w:val="clear" w:color="auto" w:fill="auto"/>
             <w:noWrap/>
             <w:vAlign w:val="center"/>
           </w:tcPr>
@@ -3208,7 +3402,6 @@
         <w:tc>
           <w:tcPr>
             <w:tcW w:w="749" w:type="pct"/>
-            <w:shd w:val="clear" w:color="auto" w:fill="auto"/>
             <w:noWrap/>
             <w:vAlign w:val="center"/>
           </w:tcPr>
@@ -3229,7 +3422,6 @@
         <w:tc>
           <w:tcPr>
             <w:tcW w:w="1227" w:type="pct"/>
-            <w:shd w:val="clear" w:color="auto" w:fill="auto"/>
             <w:noWrap/>
             <w:vAlign w:val="center"/>
           </w:tcPr>
@@ -3250,7 +3442,6 @@
         <w:tc>
           <w:tcPr>
             <w:tcW w:w="1116" w:type="pct"/>
-            <w:shd w:val="clear" w:color="auto" w:fill="auto"/>
             <w:noWrap/>
             <w:vAlign w:val="center"/>
           </w:tcPr>
@@ -3277,7 +3468,6 @@
         <w:tc>
           <w:tcPr>
             <w:tcW w:w="1021" w:type="pct"/>
-            <w:shd w:val="clear" w:color="auto" w:fill="auto"/>
             <w:noWrap/>
             <w:vAlign w:val="center"/>
           </w:tcPr>
@@ -3298,7 +3488,6 @@
         <w:tc>
           <w:tcPr>
             <w:tcW w:w="887" w:type="pct"/>
-            <w:shd w:val="clear" w:color="auto" w:fill="auto"/>
             <w:noWrap/>
             <w:vAlign w:val="center"/>
           </w:tcPr>
@@ -3319,7 +3508,6 @@
         <w:tc>
           <w:tcPr>
             <w:tcW w:w="749" w:type="pct"/>
-            <w:shd w:val="clear" w:color="auto" w:fill="auto"/>
             <w:noWrap/>
             <w:vAlign w:val="center"/>
           </w:tcPr>
@@ -3340,7 +3528,6 @@
         <w:tc>
           <w:tcPr>
             <w:tcW w:w="1227" w:type="pct"/>
-            <w:shd w:val="clear" w:color="auto" w:fill="auto"/>
             <w:noWrap/>
             <w:vAlign w:val="center"/>
           </w:tcPr>
@@ -3361,7 +3548,6 @@
         <w:tc>
           <w:tcPr>
             <w:tcW w:w="1116" w:type="pct"/>
-            <w:shd w:val="clear" w:color="auto" w:fill="auto"/>
             <w:noWrap/>
             <w:vAlign w:val="center"/>
           </w:tcPr>
@@ -3388,7 +3574,6 @@
         <w:tc>
           <w:tcPr>
             <w:tcW w:w="1021" w:type="pct"/>
-            <w:shd w:val="clear" w:color="auto" w:fill="auto"/>
             <w:noWrap/>
             <w:vAlign w:val="center"/>
           </w:tcPr>
@@ -3409,7 +3594,6 @@
         <w:tc>
           <w:tcPr>
             <w:tcW w:w="887" w:type="pct"/>
-            <w:shd w:val="clear" w:color="auto" w:fill="auto"/>
             <w:noWrap/>
             <w:vAlign w:val="center"/>
           </w:tcPr>
@@ -3430,7 +3614,6 @@
         <w:tc>
           <w:tcPr>
             <w:tcW w:w="749" w:type="pct"/>
-            <w:shd w:val="clear" w:color="auto" w:fill="auto"/>
             <w:noWrap/>
             <w:vAlign w:val="center"/>
           </w:tcPr>
@@ -3451,7 +3634,6 @@
         <w:tc>
           <w:tcPr>
             <w:tcW w:w="1227" w:type="pct"/>
-            <w:shd w:val="clear" w:color="auto" w:fill="auto"/>
             <w:noWrap/>
             <w:vAlign w:val="center"/>
           </w:tcPr>
@@ -3472,7 +3654,6 @@
         <w:tc>
           <w:tcPr>
             <w:tcW w:w="1116" w:type="pct"/>
-            <w:shd w:val="clear" w:color="auto" w:fill="auto"/>
             <w:noWrap/>
             <w:vAlign w:val="center"/>
           </w:tcPr>
@@ -3499,7 +3680,6 @@
         <w:tc>
           <w:tcPr>
             <w:tcW w:w="1021" w:type="pct"/>
-            <w:shd w:val="clear" w:color="auto" w:fill="auto"/>
             <w:noWrap/>
             <w:vAlign w:val="center"/>
           </w:tcPr>
@@ -3520,7 +3700,6 @@
         <w:tc>
           <w:tcPr>
             <w:tcW w:w="887" w:type="pct"/>
-            <w:shd w:val="clear" w:color="auto" w:fill="auto"/>
             <w:noWrap/>
             <w:vAlign w:val="center"/>
           </w:tcPr>
@@ -3541,7 +3720,6 @@
         <w:tc>
           <w:tcPr>
             <w:tcW w:w="749" w:type="pct"/>
-            <w:shd w:val="clear" w:color="auto" w:fill="auto"/>
             <w:noWrap/>
             <w:vAlign w:val="center"/>
           </w:tcPr>
@@ -3562,7 +3740,6 @@
         <w:tc>
           <w:tcPr>
             <w:tcW w:w="1227" w:type="pct"/>
-            <w:shd w:val="clear" w:color="auto" w:fill="auto"/>
             <w:noWrap/>
             <w:vAlign w:val="center"/>
           </w:tcPr>
@@ -3583,7 +3760,6 @@
         <w:tc>
           <w:tcPr>
             <w:tcW w:w="1116" w:type="pct"/>
-            <w:shd w:val="clear" w:color="auto" w:fill="auto"/>
             <w:noWrap/>
             <w:vAlign w:val="center"/>
           </w:tcPr>
@@ -3610,7 +3786,6 @@
         <w:tc>
           <w:tcPr>
             <w:tcW w:w="1021" w:type="pct"/>
-            <w:shd w:val="clear" w:color="auto" w:fill="auto"/>
             <w:noWrap/>
             <w:vAlign w:val="center"/>
           </w:tcPr>
@@ -3631,7 +3806,6 @@
         <w:tc>
           <w:tcPr>
             <w:tcW w:w="887" w:type="pct"/>
-            <w:shd w:val="clear" w:color="auto" w:fill="auto"/>
             <w:noWrap/>
             <w:vAlign w:val="center"/>
           </w:tcPr>
@@ -3652,7 +3826,6 @@
         <w:tc>
           <w:tcPr>
             <w:tcW w:w="749" w:type="pct"/>
-            <w:shd w:val="clear" w:color="auto" w:fill="auto"/>
             <w:noWrap/>
             <w:vAlign w:val="center"/>
           </w:tcPr>
@@ -3673,7 +3846,6 @@
         <w:tc>
           <w:tcPr>
             <w:tcW w:w="1227" w:type="pct"/>
-            <w:shd w:val="clear" w:color="auto" w:fill="auto"/>
             <w:noWrap/>
             <w:vAlign w:val="center"/>
           </w:tcPr>
@@ -3694,7 +3866,6 @@
         <w:tc>
           <w:tcPr>
             <w:tcW w:w="1116" w:type="pct"/>
-            <w:shd w:val="clear" w:color="auto" w:fill="auto"/>
             <w:noWrap/>
             <w:vAlign w:val="center"/>
           </w:tcPr>
@@ -3721,7 +3892,6 @@
         <w:tc>
           <w:tcPr>
             <w:tcW w:w="1021" w:type="pct"/>
-            <w:shd w:val="clear" w:color="auto" w:fill="auto"/>
             <w:noWrap/>
             <w:vAlign w:val="center"/>
           </w:tcPr>
@@ -3742,7 +3912,6 @@
         <w:tc>
           <w:tcPr>
             <w:tcW w:w="887" w:type="pct"/>
-            <w:shd w:val="clear" w:color="auto" w:fill="auto"/>
             <w:noWrap/>
             <w:vAlign w:val="center"/>
           </w:tcPr>
@@ -3763,7 +3932,6 @@
         <w:tc>
           <w:tcPr>
             <w:tcW w:w="749" w:type="pct"/>
-            <w:shd w:val="clear" w:color="auto" w:fill="auto"/>
             <w:noWrap/>
             <w:vAlign w:val="center"/>
           </w:tcPr>
@@ -3784,7 +3952,6 @@
         <w:tc>
           <w:tcPr>
             <w:tcW w:w="1227" w:type="pct"/>
-            <w:shd w:val="clear" w:color="auto" w:fill="auto"/>
             <w:noWrap/>
             <w:vAlign w:val="center"/>
           </w:tcPr>
@@ -3805,7 +3972,6 @@
         <w:tc>
           <w:tcPr>
             <w:tcW w:w="1116" w:type="pct"/>
-            <w:shd w:val="clear" w:color="auto" w:fill="auto"/>
             <w:noWrap/>
             <w:vAlign w:val="center"/>
           </w:tcPr>
@@ -3832,7 +3998,6 @@
         <w:tc>
           <w:tcPr>
             <w:tcW w:w="1021" w:type="pct"/>
-            <w:shd w:val="clear" w:color="auto" w:fill="auto"/>
             <w:noWrap/>
             <w:vAlign w:val="center"/>
           </w:tcPr>
@@ -3853,7 +4018,6 @@
         <w:tc>
           <w:tcPr>
             <w:tcW w:w="887" w:type="pct"/>
-            <w:shd w:val="clear" w:color="auto" w:fill="auto"/>
             <w:noWrap/>
             <w:vAlign w:val="center"/>
           </w:tcPr>
@@ -3874,7 +4038,6 @@
         <w:tc>
           <w:tcPr>
             <w:tcW w:w="749" w:type="pct"/>
-            <w:shd w:val="clear" w:color="auto" w:fill="auto"/>
             <w:noWrap/>
             <w:vAlign w:val="center"/>
           </w:tcPr>
@@ -3895,7 +4058,6 @@
         <w:tc>
           <w:tcPr>
             <w:tcW w:w="1227" w:type="pct"/>
-            <w:shd w:val="clear" w:color="auto" w:fill="auto"/>
             <w:noWrap/>
             <w:vAlign w:val="center"/>
           </w:tcPr>
@@ -3916,7 +4078,6 @@
         <w:tc>
           <w:tcPr>
             <w:tcW w:w="1116" w:type="pct"/>
-            <w:shd w:val="clear" w:color="auto" w:fill="auto"/>
             <w:noWrap/>
             <w:vAlign w:val="center"/>
           </w:tcPr>
@@ -3943,7 +4104,6 @@
         <w:tc>
           <w:tcPr>
             <w:tcW w:w="1021" w:type="pct"/>
-            <w:shd w:val="clear" w:color="auto" w:fill="auto"/>
             <w:noWrap/>
             <w:vAlign w:val="center"/>
           </w:tcPr>
@@ -3964,7 +4124,6 @@
         <w:tc>
           <w:tcPr>
             <w:tcW w:w="887" w:type="pct"/>
-            <w:shd w:val="clear" w:color="auto" w:fill="auto"/>
             <w:noWrap/>
             <w:vAlign w:val="center"/>
           </w:tcPr>
@@ -3985,7 +4144,6 @@
         <w:tc>
           <w:tcPr>
             <w:tcW w:w="749" w:type="pct"/>
-            <w:shd w:val="clear" w:color="auto" w:fill="auto"/>
             <w:noWrap/>
             <w:vAlign w:val="center"/>
           </w:tcPr>
@@ -4006,7 +4164,6 @@
         <w:tc>
           <w:tcPr>
             <w:tcW w:w="1227" w:type="pct"/>
-            <w:shd w:val="clear" w:color="auto" w:fill="auto"/>
             <w:noWrap/>
             <w:vAlign w:val="center"/>
           </w:tcPr>
@@ -4027,7 +4184,6 @@
         <w:tc>
           <w:tcPr>
             <w:tcW w:w="1116" w:type="pct"/>
-            <w:shd w:val="clear" w:color="auto" w:fill="auto"/>
             <w:noWrap/>
             <w:vAlign w:val="center"/>
           </w:tcPr>
@@ -4054,7 +4210,6 @@
         <w:tc>
           <w:tcPr>
             <w:tcW w:w="1021" w:type="pct"/>
-            <w:shd w:val="clear" w:color="auto" w:fill="auto"/>
             <w:noWrap/>
             <w:vAlign w:val="center"/>
           </w:tcPr>
@@ -4075,7 +4230,6 @@
         <w:tc>
           <w:tcPr>
             <w:tcW w:w="887" w:type="pct"/>
-            <w:shd w:val="clear" w:color="auto" w:fill="auto"/>
             <w:noWrap/>
             <w:vAlign w:val="center"/>
           </w:tcPr>
@@ -4096,7 +4250,6 @@
         <w:tc>
           <w:tcPr>
             <w:tcW w:w="749" w:type="pct"/>
-            <w:shd w:val="clear" w:color="auto" w:fill="auto"/>
             <w:noWrap/>
             <w:vAlign w:val="center"/>
           </w:tcPr>
@@ -4117,7 +4270,6 @@
         <w:tc>
           <w:tcPr>
             <w:tcW w:w="1227" w:type="pct"/>
-            <w:shd w:val="clear" w:color="auto" w:fill="auto"/>
             <w:noWrap/>
             <w:vAlign w:val="center"/>
           </w:tcPr>
@@ -4138,7 +4290,6 @@
         <w:tc>
           <w:tcPr>
             <w:tcW w:w="1116" w:type="pct"/>
-            <w:shd w:val="clear" w:color="auto" w:fill="auto"/>
             <w:noWrap/>
             <w:vAlign w:val="center"/>
           </w:tcPr>
@@ -4165,7 +4316,6 @@
         <w:tc>
           <w:tcPr>
             <w:tcW w:w="1021" w:type="pct"/>
-            <w:shd w:val="clear" w:color="auto" w:fill="auto"/>
             <w:noWrap/>
             <w:vAlign w:val="center"/>
             <w:hideMark/>
@@ -4197,7 +4347,6 @@
         <w:tc>
           <w:tcPr>
             <w:tcW w:w="887" w:type="pct"/>
-            <w:shd w:val="clear" w:color="auto" w:fill="auto"/>
             <w:noWrap/>
             <w:vAlign w:val="center"/>
             <w:hideMark/>
@@ -4229,7 +4378,6 @@
         <w:tc>
           <w:tcPr>
             <w:tcW w:w="749" w:type="pct"/>
-            <w:shd w:val="clear" w:color="auto" w:fill="auto"/>
             <w:noWrap/>
             <w:vAlign w:val="center"/>
             <w:hideMark/>
@@ -4261,7 +4409,6 @@
         <w:tc>
           <w:tcPr>
             <w:tcW w:w="1227" w:type="pct"/>
-            <w:shd w:val="clear" w:color="auto" w:fill="auto"/>
             <w:noWrap/>
             <w:vAlign w:val="center"/>
             <w:hideMark/>
@@ -4293,7 +4440,6 @@
         <w:tc>
           <w:tcPr>
             <w:tcW w:w="1116" w:type="pct"/>
-            <w:shd w:val="clear" w:color="auto" w:fill="auto"/>
             <w:noWrap/>
             <w:vAlign w:val="center"/>
             <w:hideMark/>
@@ -4384,7 +4530,6 @@
         <w:tc>
           <w:tcPr>
             <w:tcW w:w="13036" w:type="dxa"/>
-            <w:shd w:val="clear" w:color="auto" w:fill="auto"/>
           </w:tcPr>
           <w:p>
             <w:pPr>
@@ -4483,7 +4628,27 @@
                                       <w:szCs w:val="22"/>
                                       <w:lang w:val="es-MX" w:eastAsia="es-MX"/>
                                     </w:rPr>
-                                    <w:t xml:space="preserve"> Se añaden iconos para describir las diferentes actividades.</w:t>
+                                    <w:t xml:space="preserve"> Se añaden </w:t>
+                                  </w:r>
+                                  <w:r>
+                                    <w:rPr>
+                                      <w:rFonts w:ascii="Arial" w:hAnsi="Arial" w:cs="Arial"/>
+                                      <w:color w:val="000000" w:themeColor="text1"/>
+                                      <w:sz w:val="22"/>
+                                      <w:szCs w:val="22"/>
+                                      <w:lang w:val="es-MX" w:eastAsia="es-MX"/>
+                                    </w:rPr>
+                                    <w:t>í</w:t>
+                                  </w:r>
+                                  <w:r>
+                                    <w:rPr>
+                                      <w:rFonts w:ascii="Arial" w:hAnsi="Arial" w:cs="Arial"/>
+                                      <w:color w:val="000000" w:themeColor="text1"/>
+                                      <w:sz w:val="22"/>
+                                      <w:szCs w:val="22"/>
+                                      <w:lang w:val="es-MX" w:eastAsia="es-MX"/>
+                                    </w:rPr>
+                                    <w:t>conos para describir las diferentes actividades.</w:t>
                                   </w:r>
                                 </w:p>
                               </w:txbxContent>
@@ -4508,7 +4673,7 @@
                 </mc:Choice>
                 <mc:Fallback>
                   <w:pict>
-                    <v:shape w14:anchorId="1C028808" id="Cuadro de texto 21" o:spid="_x0000_s1035" type="#_x0000_t202" style="position:absolute;margin-left:.75pt;margin-top:11.4pt;width:621pt;height:33pt;z-index:251674624;visibility:visible;mso-wrap-style:square;mso-width-percent:0;mso-height-percent:0;mso-wrap-distance-left:9pt;mso-wrap-distance-top:0;mso-wrap-distance-right:9pt;mso-wrap-distance-bottom:0;mso-position-horizontal:absolute;mso-position-horizontal-relative:text;mso-position-vertical:absolute;mso-position-vertical-relative:text;mso-width-percent:0;mso-height-percent:0;mso-width-relative:margin;mso-height-relative:margin;v-text-anchor:top" o:gfxdata="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" filled="f" stroked="f" strokeweight=".5pt">
+                    <v:shape w14:anchorId="1C028808" id="Cuadro de texto 21" o:spid="_x0000_s1035" type="#_x0000_t202" style="position:absolute;margin-left:.75pt;margin-top:11.4pt;width:621pt;height:33pt;z-index:251674624;visibility:visible;mso-wrap-style:square;mso-width-percent:0;mso-height-percent:0;mso-wrap-distance-left:9pt;mso-wrap-distance-top:0;mso-wrap-distance-right:9pt;mso-wrap-distance-bottom:0;mso-position-horizontal:absolute;mso-position-horizontal-relative:text;mso-position-vertical:absolute;mso-position-vertical-relative:text;mso-width-percent:0;mso-height-percent:0;mso-width-relative:margin;mso-height-relative:margin;v-text-anchor:top" o:gfxdata="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" filled="f" stroked="f" strokeweight=".5pt">
                       <v:textbox>
                         <w:txbxContent>
                           <w:p>
@@ -4540,7 +4705,27 @@
                                 <w:szCs w:val="22"/>
                                 <w:lang w:val="es-MX" w:eastAsia="es-MX"/>
                               </w:rPr>
-                              <w:t xml:space="preserve"> Se añaden iconos para describir las diferentes actividades.</w:t>
+                              <w:t xml:space="preserve"> Se añaden </w:t>
+                            </w:r>
+                            <w:r>
+                              <w:rPr>
+                                <w:rFonts w:ascii="Arial" w:hAnsi="Arial" w:cs="Arial"/>
+                                <w:color w:val="000000" w:themeColor="text1"/>
+                                <w:sz w:val="22"/>
+                                <w:szCs w:val="22"/>
+                                <w:lang w:val="es-MX" w:eastAsia="es-MX"/>
+                              </w:rPr>
+                              <w:t>í</w:t>
+                            </w:r>
+                            <w:r>
+                              <w:rPr>
+                                <w:rFonts w:ascii="Arial" w:hAnsi="Arial" w:cs="Arial"/>
+                                <w:color w:val="000000" w:themeColor="text1"/>
+                                <w:sz w:val="22"/>
+                                <w:szCs w:val="22"/>
+                                <w:lang w:val="es-MX" w:eastAsia="es-MX"/>
+                              </w:rPr>
+                              <w:t>conos para describir las diferentes actividades.</w:t>
                             </w:r>
                           </w:p>
                         </w:txbxContent>
@@ -5771,16 +5956,14 @@
                     </w:rPr>
                     <w:t xml:space="preserve">Indica un punto en donde son posibles caminos alternativos, dependiendo de una condición dada.  Se escribe en su interior la pregunta sobre la cual se </w:t>
                   </w:r>
-                  <w:proofErr w:type="gramStart"/>
                   <w:r>
                     <w:rPr>
                       <w:rFonts w:cs="Arial"/>
                       <w:sz w:val="20"/>
                       <w:lang w:val="es-CO"/>
                     </w:rPr>
-                    <w:t>tomara</w:t>
+                    <w:t>tomará</w:t>
                   </w:r>
-                  <w:proofErr w:type="gramEnd"/>
                   <w:r>
                     <w:rPr>
                       <w:rFonts w:cs="Arial"/>
@@ -7310,6 +7493,14 @@
                     </w:rPr>
                     <w:t>conectar a otro símbolo donde se requiera realizar para cualquier tarea, según el caso (para aclarar estructura de la tarea, tiempo, etc.)</w:t>
                   </w:r>
+                  <w:r>
+                    <w:rPr>
+                      <w:rFonts w:cs="Arial"/>
+                      <w:sz w:val="20"/>
+                      <w:lang w:val="es-CO"/>
+                    </w:rPr>
+                    <w:t>.</w:t>
+                  </w:r>
                 </w:p>
               </w:tc>
             </w:tr>
@@ -7535,7 +7726,6 @@
         <w:tc>
           <w:tcPr>
             <w:tcW w:w="12895" w:type="dxa"/>
-            <w:shd w:val="clear" w:color="auto" w:fill="auto"/>
           </w:tcPr>
           <w:p>
             <w:pPr>
@@ -8182,7 +8372,6 @@
         <w:tc>
           <w:tcPr>
             <w:tcW w:w="2691" w:type="dxa"/>
-            <w:shd w:val="clear" w:color="auto" w:fill="auto"/>
             <w:vAlign w:val="center"/>
           </w:tcPr>
           <w:p>
@@ -8198,7 +8387,6 @@
         <w:tc>
           <w:tcPr>
             <w:tcW w:w="1851" w:type="dxa"/>
-            <w:shd w:val="clear" w:color="auto" w:fill="auto"/>
             <w:vAlign w:val="center"/>
           </w:tcPr>
           <w:p>
@@ -8215,7 +8403,6 @@
           <w:tcPr>
             <w:tcW w:w="2259" w:type="dxa"/>
             <w:gridSpan w:val="2"/>
-            <w:shd w:val="clear" w:color="auto" w:fill="auto"/>
             <w:vAlign w:val="center"/>
           </w:tcPr>
           <w:p>
@@ -8231,7 +8418,6 @@
         <w:tc>
           <w:tcPr>
             <w:tcW w:w="2410" w:type="dxa"/>
-            <w:shd w:val="clear" w:color="auto" w:fill="auto"/>
             <w:vAlign w:val="center"/>
           </w:tcPr>
           <w:p>
@@ -8248,7 +8434,6 @@
           <w:tcPr>
             <w:tcW w:w="3686" w:type="dxa"/>
             <w:gridSpan w:val="3"/>
-            <w:shd w:val="clear" w:color="auto" w:fill="auto"/>
             <w:vAlign w:val="center"/>
           </w:tcPr>
           <w:p>
@@ -8270,7 +8455,6 @@
         <w:tc>
           <w:tcPr>
             <w:tcW w:w="2691" w:type="dxa"/>
-            <w:shd w:val="clear" w:color="auto" w:fill="auto"/>
             <w:vAlign w:val="center"/>
           </w:tcPr>
           <w:p>
@@ -8286,7 +8470,6 @@
         <w:tc>
           <w:tcPr>
             <w:tcW w:w="1851" w:type="dxa"/>
-            <w:shd w:val="clear" w:color="auto" w:fill="auto"/>
             <w:vAlign w:val="center"/>
           </w:tcPr>
           <w:p>
@@ -8303,7 +8486,6 @@
           <w:tcPr>
             <w:tcW w:w="2259" w:type="dxa"/>
             <w:gridSpan w:val="2"/>
-            <w:shd w:val="clear" w:color="auto" w:fill="auto"/>
             <w:vAlign w:val="center"/>
           </w:tcPr>
           <w:p>
@@ -8319,7 +8501,6 @@
         <w:tc>
           <w:tcPr>
             <w:tcW w:w="2410" w:type="dxa"/>
-            <w:shd w:val="clear" w:color="auto" w:fill="auto"/>
             <w:vAlign w:val="center"/>
           </w:tcPr>
           <w:p>
@@ -8336,7 +8517,6 @@
           <w:tcPr>
             <w:tcW w:w="3686" w:type="dxa"/>
             <w:gridSpan w:val="3"/>
-            <w:shd w:val="clear" w:color="auto" w:fill="auto"/>
             <w:vAlign w:val="center"/>
           </w:tcPr>
           <w:p>
@@ -8358,7 +8538,6 @@
         <w:tc>
           <w:tcPr>
             <w:tcW w:w="2691" w:type="dxa"/>
-            <w:shd w:val="clear" w:color="auto" w:fill="auto"/>
             <w:vAlign w:val="center"/>
           </w:tcPr>
           <w:p>
@@ -8374,7 +8553,6 @@
         <w:tc>
           <w:tcPr>
             <w:tcW w:w="1851" w:type="dxa"/>
-            <w:shd w:val="clear" w:color="auto" w:fill="auto"/>
             <w:vAlign w:val="center"/>
           </w:tcPr>
           <w:p>
@@ -8391,7 +8569,6 @@
           <w:tcPr>
             <w:tcW w:w="2259" w:type="dxa"/>
             <w:gridSpan w:val="2"/>
-            <w:shd w:val="clear" w:color="auto" w:fill="auto"/>
             <w:vAlign w:val="center"/>
           </w:tcPr>
           <w:p>
@@ -8407,7 +8584,6 @@
         <w:tc>
           <w:tcPr>
             <w:tcW w:w="2410" w:type="dxa"/>
-            <w:shd w:val="clear" w:color="auto" w:fill="auto"/>
             <w:vAlign w:val="center"/>
           </w:tcPr>
           <w:p>
@@ -8424,7 +8600,6 @@
           <w:tcPr>
             <w:tcW w:w="3686" w:type="dxa"/>
             <w:gridSpan w:val="3"/>
-            <w:shd w:val="clear" w:color="auto" w:fill="auto"/>
             <w:vAlign w:val="center"/>
           </w:tcPr>
           <w:p>
@@ -8543,7 +8718,6 @@
           <w:tcPr>
             <w:tcW w:w="6779" w:type="dxa"/>
             <w:gridSpan w:val="3"/>
-            <w:shd w:val="clear" w:color="auto" w:fill="auto"/>
             <w:vAlign w:val="center"/>
           </w:tcPr>
           <w:p>
@@ -8560,7 +8734,6 @@
           <w:tcPr>
             <w:tcW w:w="6118" w:type="dxa"/>
             <w:gridSpan w:val="5"/>
-            <w:shd w:val="clear" w:color="auto" w:fill="auto"/>
             <w:vAlign w:val="center"/>
           </w:tcPr>
           <w:p>
@@ -8583,7 +8756,6 @@
           <w:tcPr>
             <w:tcW w:w="6779" w:type="dxa"/>
             <w:gridSpan w:val="3"/>
-            <w:shd w:val="clear" w:color="auto" w:fill="auto"/>
             <w:vAlign w:val="center"/>
           </w:tcPr>
           <w:p>
@@ -8600,7 +8772,6 @@
           <w:tcPr>
             <w:tcW w:w="6118" w:type="dxa"/>
             <w:gridSpan w:val="5"/>
-            <w:shd w:val="clear" w:color="auto" w:fill="auto"/>
             <w:vAlign w:val="center"/>
           </w:tcPr>
           <w:p>
@@ -8719,7 +8890,6 @@
           <w:tcPr>
             <w:tcW w:w="6779" w:type="dxa"/>
             <w:gridSpan w:val="3"/>
-            <w:shd w:val="clear" w:color="auto" w:fill="auto"/>
             <w:vAlign w:val="center"/>
           </w:tcPr>
           <w:p>
@@ -8736,7 +8906,6 @@
           <w:tcPr>
             <w:tcW w:w="6118" w:type="dxa"/>
             <w:gridSpan w:val="5"/>
-            <w:shd w:val="clear" w:color="auto" w:fill="auto"/>
             <w:vAlign w:val="center"/>
           </w:tcPr>
           <w:p>
@@ -8759,7 +8928,6 @@
           <w:tcPr>
             <w:tcW w:w="6779" w:type="dxa"/>
             <w:gridSpan w:val="3"/>
-            <w:shd w:val="clear" w:color="auto" w:fill="auto"/>
             <w:vAlign w:val="center"/>
           </w:tcPr>
           <w:p>
@@ -8776,7 +8944,6 @@
           <w:tcPr>
             <w:tcW w:w="6118" w:type="dxa"/>
             <w:gridSpan w:val="5"/>
-            <w:shd w:val="clear" w:color="auto" w:fill="auto"/>
             <w:vAlign w:val="center"/>
           </w:tcPr>
           <w:p>
@@ -8925,7 +9092,6 @@
           <w:tcPr>
             <w:tcW w:w="6801" w:type="dxa"/>
             <w:gridSpan w:val="4"/>
-            <w:shd w:val="clear" w:color="auto" w:fill="auto"/>
             <w:vAlign w:val="center"/>
           </w:tcPr>
           <w:p>
@@ -8942,7 +9108,6 @@
           <w:tcPr>
             <w:tcW w:w="2454" w:type="dxa"/>
             <w:gridSpan w:val="2"/>
-            <w:shd w:val="clear" w:color="auto" w:fill="auto"/>
             <w:vAlign w:val="center"/>
           </w:tcPr>
           <w:p>
@@ -8958,7 +9123,6 @@
         <w:tc>
           <w:tcPr>
             <w:tcW w:w="1430" w:type="dxa"/>
-            <w:shd w:val="clear" w:color="auto" w:fill="auto"/>
             <w:vAlign w:val="center"/>
           </w:tcPr>
           <w:p>
@@ -8974,7 +9138,6 @@
         <w:tc>
           <w:tcPr>
             <w:tcW w:w="2212" w:type="dxa"/>
-            <w:shd w:val="clear" w:color="auto" w:fill="auto"/>
             <w:vAlign w:val="center"/>
           </w:tcPr>
           <w:p>
@@ -8997,7 +9160,6 @@
           <w:tcPr>
             <w:tcW w:w="6801" w:type="dxa"/>
             <w:gridSpan w:val="4"/>
-            <w:shd w:val="clear" w:color="auto" w:fill="auto"/>
             <w:vAlign w:val="center"/>
           </w:tcPr>
           <w:p>
@@ -9014,7 +9176,6 @@
           <w:tcPr>
             <w:tcW w:w="2454" w:type="dxa"/>
             <w:gridSpan w:val="2"/>
-            <w:shd w:val="clear" w:color="auto" w:fill="auto"/>
             <w:vAlign w:val="center"/>
           </w:tcPr>
           <w:p>
@@ -9030,7 +9191,6 @@
         <w:tc>
           <w:tcPr>
             <w:tcW w:w="1430" w:type="dxa"/>
-            <w:shd w:val="clear" w:color="auto" w:fill="auto"/>
             <w:vAlign w:val="center"/>
           </w:tcPr>
           <w:p>
@@ -9046,7 +9206,6 @@
         <w:tc>
           <w:tcPr>
             <w:tcW w:w="2212" w:type="dxa"/>
-            <w:shd w:val="clear" w:color="auto" w:fill="auto"/>
             <w:vAlign w:val="center"/>
           </w:tcPr>
           <w:p>
@@ -9069,7 +9228,6 @@
           <w:tcPr>
             <w:tcW w:w="6801" w:type="dxa"/>
             <w:gridSpan w:val="4"/>
-            <w:shd w:val="clear" w:color="auto" w:fill="auto"/>
             <w:vAlign w:val="center"/>
           </w:tcPr>
           <w:p>
@@ -9086,7 +9244,6 @@
           <w:tcPr>
             <w:tcW w:w="2454" w:type="dxa"/>
             <w:gridSpan w:val="2"/>
-            <w:shd w:val="clear" w:color="auto" w:fill="auto"/>
             <w:vAlign w:val="center"/>
           </w:tcPr>
           <w:p>
@@ -9102,7 +9259,6 @@
         <w:tc>
           <w:tcPr>
             <w:tcW w:w="1430" w:type="dxa"/>
-            <w:shd w:val="clear" w:color="auto" w:fill="auto"/>
             <w:vAlign w:val="center"/>
           </w:tcPr>
           <w:p>
@@ -9118,7 +9274,6 @@
         <w:tc>
           <w:tcPr>
             <w:tcW w:w="2212" w:type="dxa"/>
-            <w:shd w:val="clear" w:color="auto" w:fill="auto"/>
             <w:vAlign w:val="center"/>
           </w:tcPr>
           <w:p>
@@ -9193,7 +9348,6 @@
         <w:tc>
           <w:tcPr>
             <w:tcW w:w="13036" w:type="dxa"/>
-            <w:shd w:val="clear" w:color="auto" w:fill="auto"/>
           </w:tcPr>
           <w:p>
             <w:pPr>
@@ -9472,7 +9626,7 @@
 </file>
 
 <file path=word/endnotes.xml><?xml version="1.0" encoding="utf-8"?>
-<w:endnotes xmlns:wpc="http://schemas.microsoft.com/office/word/2010/wordprocessingCanvas" xmlns:cx="http://schemas.microsoft.com/office/drawing/2014/chartex" xmlns:cx1="http://schemas.microsoft.com/office/drawing/2015/9/8/chartex" xmlns:cx2="http://schemas.microsoft.com/office/drawing/2015/10/21/chartex" xmlns:cx3="http://schemas.microsoft.com/office/drawing/2016/5/9/chartex" xmlns:cx4="http://schemas.microsoft.com/office/drawing/2016/5/10/chartex" xmlns:cx5="http://schemas.microsoft.com/office/drawing/2016/5/11/chartex" xmlns:cx6="http://schemas.microsoft.com/office/drawing/2016/5/12/chartex" xmlns:cx7="http://schemas.microsoft.com/office/drawing/2016/5/13/chartex" xmlns:cx8="http://schemas.microsoft.com/office/drawing/2016/5/14/chartex" xmlns:mc="http://schemas.openxmlformats.org/markup-compatibility/2006" xmlns:aink="http://schemas.microsoft.com/office/drawing/2016/ink" xmlns:am3d="http://schemas.microsoft.com/office/drawing/2017/model3d" xmlns:o="urn:schemas-microsoft-com:office:office" xmlns:r="http://schemas.openxmlformats.org/officeDocument/2006/relationships" xmlns:m="http://schemas.openxmlformats.org/officeDocument/2006/math" xmlns:v="urn:schemas-microsoft-com:vml" xmlns:wp14="http://schemas.microsoft.com/office/word/2010/wordprocessingDrawing" xmlns:wp="http://schemas.openxmlformats.org/drawingml/2006/wordprocessingDrawing" xmlns:w10="urn:schemas-microsoft-com:office:word" xmlns:w="http://schemas.openxmlformats.org/wordprocessingml/2006/main" xmlns:w14="http://schemas.microsoft.com/office/word/2010/wordml" xmlns:w15="http://schemas.microsoft.com/office/word/2012/wordml" xmlns:w16cex="http://schemas.microsoft.com/office/word/2018/wordml/cex" xmlns:w16cid="http://schemas.microsoft.com/office/word/2016/wordml/cid" xmlns:w16="http://schemas.microsoft.com/office/word/2018/wordml" xmlns:w16se="http://schemas.microsoft.com/office/word/2015/wordml/symex" xmlns:wpg="http://schemas.microsoft.com/office/word/2010/wordprocessingGroup" xmlns:wpi="http://schemas.microsoft.com/office/word/2010/wordprocessingInk" xmlns:wne="http://schemas.microsoft.com/office/word/2006/wordml" xmlns:wps="http://schemas.microsoft.com/office/word/2010/wordprocessingShape" mc:Ignorable="w14 w15 w16se w16cid w16 w16cex wp14">
+<w:endnotes xmlns:wpc="http://schemas.microsoft.com/office/word/2010/wordprocessingCanvas" xmlns:cx="http://schemas.microsoft.com/office/drawing/2014/chartex" xmlns:cx1="http://schemas.microsoft.com/office/drawing/2015/9/8/chartex" xmlns:cx2="http://schemas.microsoft.com/office/drawing/2015/10/21/chartex" xmlns:cx3="http://schemas.microsoft.com/office/drawing/2016/5/9/chartex" xmlns:cx4="http://schemas.microsoft.com/office/drawing/2016/5/10/chartex" xmlns:cx5="http://schemas.microsoft.com/office/drawing/2016/5/11/chartex" xmlns:cx6="http://schemas.microsoft.com/office/drawing/2016/5/12/chartex" xmlns:cx7="http://schemas.microsoft.com/office/drawing/2016/5/13/chartex" xmlns:cx8="http://schemas.microsoft.com/office/drawing/2016/5/14/chartex" xmlns:mc="http://schemas.openxmlformats.org/markup-compatibility/2006" xmlns:aink="http://schemas.microsoft.com/office/drawing/2016/ink" xmlns:am3d="http://schemas.microsoft.com/office/drawing/2017/model3d" xmlns:o="urn:schemas-microsoft-com:office:office" xmlns:oel="http://schemas.microsoft.com/office/2019/extlst" xmlns:r="http://schemas.openxmlformats.org/officeDocument/2006/relationships" xmlns:m="http://schemas.openxmlformats.org/officeDocument/2006/math" xmlns:v="urn:schemas-microsoft-com:vml" xmlns:wp14="http://schemas.microsoft.com/office/word/2010/wordprocessingDrawing" xmlns:wp="http://schemas.openxmlformats.org/drawingml/2006/wordprocessingDrawing" xmlns:w10="urn:schemas-microsoft-com:office:word" xmlns:w="http://schemas.openxmlformats.org/wordprocessingml/2006/main" xmlns:w14="http://schemas.microsoft.com/office/word/2010/wordml" xmlns:w15="http://schemas.microsoft.com/office/word/2012/wordml" xmlns:w16cex="http://schemas.microsoft.com/office/word/2018/wordml/cex" xmlns:w16cid="http://schemas.microsoft.com/office/word/2016/wordml/cid" xmlns:w16="http://schemas.microsoft.com/office/word/2018/wordml" xmlns:w16du="http://schemas.microsoft.com/office/word/2023/wordml/word16du" xmlns:w16sdtdh="http://schemas.microsoft.com/office/word/2020/wordml/sdtdatahash" xmlns:w16sdtfl="http://schemas.microsoft.com/office/word/2024/wordml/sdtformatlock" xmlns:w16se="http://schemas.microsoft.com/office/word/2015/wordml/symex" xmlns:wpg="http://schemas.microsoft.com/office/word/2010/wordprocessingGroup" xmlns:wpi="http://schemas.microsoft.com/office/word/2010/wordprocessingInk" xmlns:wne="http://schemas.microsoft.com/office/word/2006/wordml" xmlns:wps="http://schemas.microsoft.com/office/word/2010/wordprocessingShape" mc:Ignorable="w14 w15 w16se w16cid w16 w16cex w16sdtdh w16sdtfl w16du wp14">
   <w:endnote w:type="separator" w:id="-1">
     <w:p>
       <w:r>
@@ -9491,7 +9645,7 @@
 </file>
 
 <file path=word/footnotes.xml><?xml version="1.0" encoding="utf-8"?>
-<w:footnotes xmlns:wpc="http://schemas.microsoft.com/office/word/2010/wordprocessingCanvas" xmlns:cx="http://schemas.microsoft.com/office/drawing/2014/chartex" xmlns:cx1="http://schemas.microsoft.com/office/drawing/2015/9/8/chartex" xmlns:cx2="http://schemas.microsoft.com/office/drawing/2015/10/21/chartex" xmlns:cx3="http://schemas.microsoft.com/office/drawing/2016/5/9/chartex" xmlns:cx4="http://schemas.microsoft.com/office/drawing/2016/5/10/chartex" xmlns:cx5="http://schemas.microsoft.com/office/drawing/2016/5/11/chartex" xmlns:cx6="http://schemas.microsoft.com/office/drawing/2016/5/12/chartex" xmlns:cx7="http://schemas.microsoft.com/office/drawing/2016/5/13/chartex" xmlns:cx8="http://schemas.microsoft.com/office/drawing/2016/5/14/chartex" xmlns:mc="http://schemas.openxmlformats.org/markup-compatibility/2006" xmlns:aink="http://schemas.microsoft.com/office/drawing/2016/ink" xmlns:am3d="http://schemas.microsoft.com/office/drawing/2017/model3d" xmlns:o="urn:schemas-microsoft-com:office:office" xmlns:r="http://schemas.openxmlformats.org/officeDocument/2006/relationships" xmlns:m="http://schemas.openxmlformats.org/officeDocument/2006/math" xmlns:v="urn:schemas-microsoft-com:vml" xmlns:wp14="http://schemas.microsoft.com/office/word/2010/wordprocessingDrawing" xmlns:wp="http://schemas.openxmlformats.org/drawingml/2006/wordprocessingDrawing" xmlns:w10="urn:schemas-microsoft-com:office:word" xmlns:w="http://schemas.openxmlformats.org/wordprocessingml/2006/main" xmlns:w14="http://schemas.microsoft.com/office/word/2010/wordml" xmlns:w15="http://schemas.microsoft.com/office/word/2012/wordml" xmlns:w16cex="http://schemas.microsoft.com/office/word/2018/wordml/cex" xmlns:w16cid="http://schemas.microsoft.com/office/word/2016/wordml/cid" xmlns:w16="http://schemas.microsoft.com/office/word/2018/wordml" xmlns:w16se="http://schemas.microsoft.com/office/word/2015/wordml/symex" xmlns:wpg="http://schemas.microsoft.com/office/word/2010/wordprocessingGroup" xmlns:wpi="http://schemas.microsoft.com/office/word/2010/wordprocessingInk" xmlns:wne="http://schemas.microsoft.com/office/word/2006/wordml" xmlns:wps="http://schemas.microsoft.com/office/word/2010/wordprocessingShape" mc:Ignorable="w14 w15 w16se w16cid w16 w16cex wp14">
+<w:footnotes xmlns:wpc="http://schemas.microsoft.com/office/word/2010/wordprocessingCanvas" xmlns:cx="http://schemas.microsoft.com/office/drawing/2014/chartex" xmlns:cx1="http://schemas.microsoft.com/office/drawing/2015/9/8/chartex" xmlns:cx2="http://schemas.microsoft.com/office/drawing/2015/10/21/chartex" xmlns:cx3="http://schemas.microsoft.com/office/drawing/2016/5/9/chartex" xmlns:cx4="http://schemas.microsoft.com/office/drawing/2016/5/10/chartex" xmlns:cx5="http://schemas.microsoft.com/office/drawing/2016/5/11/chartex" xmlns:cx6="http://schemas.microsoft.com/office/drawing/2016/5/12/chartex" xmlns:cx7="http://schemas.microsoft.com/office/drawing/2016/5/13/chartex" xmlns:cx8="http://schemas.microsoft.com/office/drawing/2016/5/14/chartex" xmlns:mc="http://schemas.openxmlformats.org/markup-compatibility/2006" xmlns:aink="http://schemas.microsoft.com/office/drawing/2016/ink" xmlns:am3d="http://schemas.microsoft.com/office/drawing/2017/model3d" xmlns:o="urn:schemas-microsoft-com:office:office" xmlns:oel="http://schemas.microsoft.com/office/2019/extlst" xmlns:r="http://schemas.openxmlformats.org/officeDocument/2006/relationships" xmlns:m="http://schemas.openxmlformats.org/officeDocument/2006/math" xmlns:v="urn:schemas-microsoft-com:vml" xmlns:wp14="http://schemas.microsoft.com/office/word/2010/wordprocessingDrawing" xmlns:wp="http://schemas.openxmlformats.org/drawingml/2006/wordprocessingDrawing" xmlns:w10="urn:schemas-microsoft-com:office:word" xmlns:w="http://schemas.openxmlformats.org/wordprocessingml/2006/main" xmlns:w14="http://schemas.microsoft.com/office/word/2010/wordml" xmlns:w15="http://schemas.microsoft.com/office/word/2012/wordml" xmlns:w16cex="http://schemas.microsoft.com/office/word/2018/wordml/cex" xmlns:w16cid="http://schemas.microsoft.com/office/word/2016/wordml/cid" xmlns:w16="http://schemas.microsoft.com/office/word/2018/wordml" xmlns:w16du="http://schemas.microsoft.com/office/word/2023/wordml/word16du" xmlns:w16sdtdh="http://schemas.microsoft.com/office/word/2020/wordml/sdtdatahash" xmlns:w16sdtfl="http://schemas.microsoft.com/office/word/2024/wordml/sdtformatlock" xmlns:w16se="http://schemas.microsoft.com/office/word/2015/wordml/symex" xmlns:wpg="http://schemas.microsoft.com/office/word/2010/wordprocessingGroup" xmlns:wpi="http://schemas.microsoft.com/office/word/2010/wordprocessingInk" xmlns:wne="http://schemas.microsoft.com/office/word/2006/wordml" xmlns:wps="http://schemas.microsoft.com/office/word/2010/wordprocessingShape" mc:Ignorable="w14 w15 w16se w16cid w16 w16cex w16sdtdh w16sdtfl w16du wp14">
   <w:footnote w:type="separator" w:id="-1">
     <w:p>
       <w:r>
@@ -9510,7 +9664,7 @@
 </file>
 
 <file path=word/header1.xml><?xml version="1.0" encoding="utf-8"?>
-<w:hdr xmlns:wpc="http://schemas.microsoft.com/office/word/2010/wordprocessingCanvas" xmlns:cx="http://schemas.microsoft.com/office/drawing/2014/chartex" xmlns:cx1="http://schemas.microsoft.com/office/drawing/2015/9/8/chartex" xmlns:cx2="http://schemas.microsoft.com/office/drawing/2015/10/21/chartex" xmlns:cx3="http://schemas.microsoft.com/office/drawing/2016/5/9/chartex" xmlns:cx4="http://schemas.microsoft.com/office/drawing/2016/5/10/chartex" xmlns:cx5="http://schemas.microsoft.com/office/drawing/2016/5/11/chartex" xmlns:cx6="http://schemas.microsoft.com/office/drawing/2016/5/12/chartex" xmlns:cx7="http://schemas.microsoft.com/office/drawing/2016/5/13/chartex" xmlns:cx8="http://schemas.microsoft.com/office/drawing/2016/5/14/chartex" xmlns:mc="http://schemas.openxmlformats.org/markup-compatibility/2006" xmlns:aink="http://schemas.microsoft.com/office/drawing/2016/ink" xmlns:am3d="http://schemas.microsoft.com/office/drawing/2017/model3d" xmlns:o="urn:schemas-microsoft-com:office:office" xmlns:r="http://schemas.openxmlformats.org/officeDocument/2006/relationships" xmlns:m="http://schemas.openxmlformats.org/officeDocument/2006/math" xmlns:v="urn:schemas-microsoft-com:vml" xmlns:wp14="http://schemas.microsoft.com/office/word/2010/wordprocessingDrawing" xmlns:wp="http://schemas.openxmlformats.org/drawingml/2006/wordprocessingDrawing" xmlns:w10="urn:schemas-microsoft-com:office:word" xmlns:w="http://schemas.openxmlformats.org/wordprocessingml/2006/main" xmlns:w14="http://schemas.microsoft.com/office/word/2010/wordml" xmlns:w15="http://schemas.microsoft.com/office/word/2012/wordml" xmlns:w16cex="http://schemas.microsoft.com/office/word/2018/wordml/cex" xmlns:w16cid="http://schemas.microsoft.com/office/word/2016/wordml/cid" xmlns:w16="http://schemas.microsoft.com/office/word/2018/wordml" xmlns:w16se="http://schemas.microsoft.com/office/word/2015/wordml/symex" xmlns:wpg="http://schemas.microsoft.com/office/word/2010/wordprocessingGroup" xmlns:wpi="http://schemas.microsoft.com/office/word/2010/wordprocessingInk" xmlns:wne="http://schemas.microsoft.com/office/word/2006/wordml" xmlns:wps="http://schemas.microsoft.com/office/word/2010/wordprocessingShape" mc:Ignorable="w14 w15 w16se w16cid w16 w16cex wp14">
+<w:hdr xmlns:wpc="http://schemas.microsoft.com/office/word/2010/wordprocessingCanvas" xmlns:cx="http://schemas.microsoft.com/office/drawing/2014/chartex" xmlns:cx1="http://schemas.microsoft.com/office/drawing/2015/9/8/chartex" xmlns:cx2="http://schemas.microsoft.com/office/drawing/2015/10/21/chartex" xmlns:cx3="http://schemas.microsoft.com/office/drawing/2016/5/9/chartex" xmlns:cx4="http://schemas.microsoft.com/office/drawing/2016/5/10/chartex" xmlns:cx5="http://schemas.microsoft.com/office/drawing/2016/5/11/chartex" xmlns:cx6="http://schemas.microsoft.com/office/drawing/2016/5/12/chartex" xmlns:cx7="http://schemas.microsoft.com/office/drawing/2016/5/13/chartex" xmlns:cx8="http://schemas.microsoft.com/office/drawing/2016/5/14/chartex" xmlns:mc="http://schemas.openxmlformats.org/markup-compatibility/2006" xmlns:aink="http://schemas.microsoft.com/office/drawing/2016/ink" xmlns:am3d="http://schemas.microsoft.com/office/drawing/2017/model3d" xmlns:o="urn:schemas-microsoft-com:office:office" xmlns:oel="http://schemas.microsoft.com/office/2019/extlst" xmlns:r="http://schemas.openxmlformats.org/officeDocument/2006/relationships" xmlns:m="http://schemas.openxmlformats.org/officeDocument/2006/math" xmlns:v="urn:schemas-microsoft-com:vml" xmlns:wp14="http://schemas.microsoft.com/office/word/2010/wordprocessingDrawing" xmlns:wp="http://schemas.openxmlformats.org/drawingml/2006/wordprocessingDrawing" xmlns:w10="urn:schemas-microsoft-com:office:word" xmlns:w="http://schemas.openxmlformats.org/wordprocessingml/2006/main" xmlns:w14="http://schemas.microsoft.com/office/word/2010/wordml" xmlns:w15="http://schemas.microsoft.com/office/word/2012/wordml" xmlns:w16cex="http://schemas.microsoft.com/office/word/2018/wordml/cex" xmlns:w16cid="http://schemas.microsoft.com/office/word/2016/wordml/cid" xmlns:w16="http://schemas.microsoft.com/office/word/2018/wordml" xmlns:w16du="http://schemas.microsoft.com/office/word/2023/wordml/word16du" xmlns:w16sdtdh="http://schemas.microsoft.com/office/word/2020/wordml/sdtdatahash" xmlns:w16sdtfl="http://schemas.microsoft.com/office/word/2024/wordml/sdtformatlock" xmlns:w16se="http://schemas.microsoft.com/office/word/2015/wordml/symex" xmlns:wpg="http://schemas.microsoft.com/office/word/2010/wordprocessingGroup" xmlns:wpi="http://schemas.microsoft.com/office/word/2010/wordprocessingInk" xmlns:wne="http://schemas.microsoft.com/office/word/2006/wordml" xmlns:wps="http://schemas.microsoft.com/office/word/2010/wordprocessingShape" mc:Ignorable="w14 w15 w16se w16cid w16 w16cex w16sdtdh w16sdtfl w16du wp14">
   <w:tbl>
     <w:tblPr>
       <w:tblW w:w="12897" w:type="dxa"/>
@@ -9571,12 +9725,21 @@
             </w:rPr>
             <w:t>DE EMPRES</w:t>
           </w:r>
+          <w:r>
+            <w:rPr>
+              <w:rFonts w:ascii="Arial" w:hAnsi="Arial" w:cs="Arial"/>
+              <w:color w:val="000000"/>
+              <w:sz w:val="18"/>
+              <w:szCs w:val="16"/>
+              <w:vertAlign w:val="subscript"/>
+            </w:rPr>
+            <w:t>A</w:t>
+          </w:r>
         </w:p>
       </w:tc>
       <w:tc>
         <w:tcPr>
           <w:tcW w:w="8229" w:type="dxa"/>
-          <w:shd w:val="clear" w:color="auto" w:fill="auto"/>
           <w:vAlign w:val="center"/>
         </w:tcPr>
         <w:p>
@@ -9653,7 +9816,6 @@
       <w:tc>
         <w:tcPr>
           <w:tcW w:w="8229" w:type="dxa"/>
-          <w:shd w:val="clear" w:color="auto" w:fill="auto"/>
           <w:vAlign w:val="center"/>
         </w:tcPr>
         <w:p>
@@ -9731,7 +9893,6 @@
         <w:tcPr>
           <w:tcW w:w="8229" w:type="dxa"/>
           <w:vMerge w:val="restart"/>
-          <w:shd w:val="clear" w:color="auto" w:fill="auto"/>
           <w:vAlign w:val="center"/>
         </w:tcPr>
         <w:p>
@@ -9808,7 +9969,6 @@
         <w:tcPr>
           <w:tcW w:w="8229" w:type="dxa"/>
           <w:vMerge/>
-          <w:shd w:val="clear" w:color="auto" w:fill="auto"/>
           <w:vAlign w:val="center"/>
         </w:tcPr>
         <w:p>
@@ -9844,7 +10004,25 @@
               <w:color w:val="000000"/>
               <w:sz w:val="18"/>
             </w:rPr>
-            <w:t>PAGINA:</w:t>
+            <w:t>P</w:t>
+          </w:r>
+          <w:r>
+            <w:rPr>
+              <w:rFonts w:ascii="Arial" w:hAnsi="Arial" w:cs="Arial"/>
+              <w:b/>
+              <w:color w:val="000000"/>
+              <w:sz w:val="18"/>
+            </w:rPr>
+            <w:t>Á</w:t>
+          </w:r>
+          <w:r>
+            <w:rPr>
+              <w:rFonts w:ascii="Arial" w:hAnsi="Arial" w:cs="Arial"/>
+              <w:b/>
+              <w:color w:val="000000"/>
+              <w:sz w:val="18"/>
+            </w:rPr>
+            <w:t>GINA:</w:t>
           </w:r>
           <w:r>
             <w:rPr>
@@ -9932,7 +10110,7 @@
 </file>
 
 <file path=word/numbering.xml><?xml version="1.0" encoding="utf-8"?>
-<w:numbering xmlns:wpc="http://schemas.microsoft.com/office/word/2010/wordprocessingCanvas" xmlns:cx="http://schemas.microsoft.com/office/drawing/2014/chartex" xmlns:cx1="http://schemas.microsoft.com/office/drawing/2015/9/8/chartex" xmlns:cx2="http://schemas.microsoft.com/office/drawing/2015/10/21/chartex" xmlns:cx3="http://schemas.microsoft.com/office/drawing/2016/5/9/chartex" xmlns:cx4="http://schemas.microsoft.com/office/drawing/2016/5/10/chartex" xmlns:cx5="http://schemas.microsoft.com/office/drawing/2016/5/11/chartex" xmlns:cx6="http://schemas.microsoft.com/office/drawing/2016/5/12/chartex" xmlns:cx7="http://schemas.microsoft.com/office/drawing/2016/5/13/chartex" xmlns:cx8="http://schemas.microsoft.com/office/drawing/2016/5/14/chartex" xmlns:mc="http://schemas.openxmlformats.org/markup-compatibility/2006" xmlns:aink="http://schemas.microsoft.com/office/drawing/2016/ink" xmlns:am3d="http://schemas.microsoft.com/office/drawing/2017/model3d" xmlns:o="urn:schemas-microsoft-com:office:office" xmlns:r="http://schemas.openxmlformats.org/officeDocument/2006/relationships" xmlns:m="http://schemas.openxmlformats.org/officeDocument/2006/math" xmlns:v="urn:schemas-microsoft-com:vml" xmlns:wp14="http://schemas.microsoft.com/office/word/2010/wordprocessingDrawing" xmlns:wp="http://schemas.openxmlformats.org/drawingml/2006/wordprocessingDrawing" xmlns:w10="urn:schemas-microsoft-com:office:word" xmlns:w="http://schemas.openxmlformats.org/wordprocessingml/2006/main" xmlns:w14="http://schemas.microsoft.com/office/word/2010/wordml" xmlns:w15="http://schemas.microsoft.com/office/word/2012/wordml" xmlns:w16cex="http://schemas.microsoft.com/office/word/2018/wordml/cex" xmlns:w16cid="http://schemas.microsoft.com/office/word/2016/wordml/cid" xmlns:w16="http://schemas.microsoft.com/office/word/2018/wordml" xmlns:w16se="http://schemas.microsoft.com/office/word/2015/wordml/symex" xmlns:wpg="http://schemas.microsoft.com/office/word/2010/wordprocessingGroup" xmlns:wpi="http://schemas.microsoft.com/office/word/2010/wordprocessingInk" xmlns:wne="http://schemas.microsoft.com/office/word/2006/wordml" xmlns:wps="http://schemas.microsoft.com/office/word/2010/wordprocessingShape" mc:Ignorable="w14 w15 w16se w16cid w16 w16cex wp14">
+<w:numbering xmlns:wpc="http://schemas.microsoft.com/office/word/2010/wordprocessingCanvas" xmlns:cx="http://schemas.microsoft.com/office/drawing/2014/chartex" xmlns:cx1="http://schemas.microsoft.com/office/drawing/2015/9/8/chartex" xmlns:cx2="http://schemas.microsoft.com/office/drawing/2015/10/21/chartex" xmlns:cx3="http://schemas.microsoft.com/office/drawing/2016/5/9/chartex" xmlns:cx4="http://schemas.microsoft.com/office/drawing/2016/5/10/chartex" xmlns:cx5="http://schemas.microsoft.com/office/drawing/2016/5/11/chartex" xmlns:cx6="http://schemas.microsoft.com/office/drawing/2016/5/12/chartex" xmlns:cx7="http://schemas.microsoft.com/office/drawing/2016/5/13/chartex" xmlns:cx8="http://schemas.microsoft.com/office/drawing/2016/5/14/chartex" xmlns:mc="http://schemas.openxmlformats.org/markup-compatibility/2006" xmlns:aink="http://schemas.microsoft.com/office/drawing/2016/ink" xmlns:am3d="http://schemas.microsoft.com/office/drawing/2017/model3d" xmlns:o="urn:schemas-microsoft-com:office:office" xmlns:oel="http://schemas.microsoft.com/office/2019/extlst" xmlns:r="http://schemas.openxmlformats.org/officeDocument/2006/relationships" xmlns:m="http://schemas.openxmlformats.org/officeDocument/2006/math" xmlns:v="urn:schemas-microsoft-com:vml" xmlns:wp14="http://schemas.microsoft.com/office/word/2010/wordprocessingDrawing" xmlns:wp="http://schemas.openxmlformats.org/drawingml/2006/wordprocessingDrawing" xmlns:w10="urn:schemas-microsoft-com:office:word" xmlns:w="http://schemas.openxmlformats.org/wordprocessingml/2006/main" xmlns:w14="http://schemas.microsoft.com/office/word/2010/wordml" xmlns:w15="http://schemas.microsoft.com/office/word/2012/wordml" xmlns:w16cex="http://schemas.microsoft.com/office/word/2018/wordml/cex" xmlns:w16cid="http://schemas.microsoft.com/office/word/2016/wordml/cid" xmlns:w16="http://schemas.microsoft.com/office/word/2018/wordml" xmlns:w16du="http://schemas.microsoft.com/office/word/2023/wordml/word16du" xmlns:w16sdtdh="http://schemas.microsoft.com/office/word/2020/wordml/sdtdatahash" xmlns:w16sdtfl="http://schemas.microsoft.com/office/word/2024/wordml/sdtformatlock" xmlns:w16se="http://schemas.microsoft.com/office/word/2015/wordml/symex" xmlns:wpg="http://schemas.microsoft.com/office/word/2010/wordprocessingGroup" xmlns:wpi="http://schemas.microsoft.com/office/word/2010/wordprocessingInk" xmlns:wne="http://schemas.microsoft.com/office/word/2006/wordml" xmlns:wps="http://schemas.microsoft.com/office/word/2010/wordprocessingShape" mc:Ignorable="w14 w15 w16se w16cid w16 w16cex w16sdtdh w16sdtfl w16du wp14">
   <w:abstractNum w:abstractNumId="0" w15:restartNumberingAfterBreak="0">
     <w:nsid w:val="71785DE0"/>
     <w:multiLevelType w:val="hybridMultilevel"/>
@@ -10135,17 +10313,17 @@
       </w:pPr>
     </w:lvl>
   </w:abstractNum>
-  <w:num w:numId="1">
+  <w:num w:numId="1" w16cid:durableId="1011756518">
     <w:abstractNumId w:val="1"/>
   </w:num>
-  <w:num w:numId="2">
+  <w:num w:numId="2" w16cid:durableId="334766844">
     <w:abstractNumId w:val="0"/>
   </w:num>
 </w:numbering>
 </file>
 
 <file path=word/styles.xml><?xml version="1.0" encoding="utf-8"?>
-<w:styles xmlns:mc="http://schemas.openxmlformats.org/markup-compatibility/2006" xmlns:r="http://schemas.openxmlformats.org/officeDocument/2006/relationships" xmlns:w="http://schemas.openxmlformats.org/wordprocessingml/2006/main" xmlns:w14="http://schemas.microsoft.com/office/word/2010/wordml" xmlns:w15="http://schemas.microsoft.com/office/word/2012/wordml" xmlns:w16cex="http://schemas.microsoft.com/office/word/2018/wordml/cex" xmlns:w16cid="http://schemas.microsoft.com/office/word/2016/wordml/cid" xmlns:w16="http://schemas.microsoft.com/office/word/2018/wordml" xmlns:w16se="http://schemas.microsoft.com/office/word/2015/wordml/symex" mc:Ignorable="w14 w15 w16se w16cid w16 w16cex">
+<w:styles xmlns:mc="http://schemas.openxmlformats.org/markup-compatibility/2006" xmlns:r="http://schemas.openxmlformats.org/officeDocument/2006/relationships" xmlns:w="http://schemas.openxmlformats.org/wordprocessingml/2006/main" xmlns:w14="http://schemas.microsoft.com/office/word/2010/wordml" xmlns:w15="http://schemas.microsoft.com/office/word/2012/wordml" xmlns:w16cex="http://schemas.microsoft.com/office/word/2018/wordml/cex" xmlns:w16cid="http://schemas.microsoft.com/office/word/2016/wordml/cid" xmlns:w16="http://schemas.microsoft.com/office/word/2018/wordml" xmlns:w16du="http://schemas.microsoft.com/office/word/2023/wordml/word16du" xmlns:w16sdtdh="http://schemas.microsoft.com/office/word/2020/wordml/sdtdatahash" xmlns:w16sdtfl="http://schemas.microsoft.com/office/word/2024/wordml/sdtformatlock" xmlns:w16se="http://schemas.microsoft.com/office/word/2015/wordml/symex" mc:Ignorable="w14 w15 w16se w16cid w16 w16cex w16sdtdh w16sdtfl w16du">
   <w:docDefaults>
     <w:rPrDefault>
       <w:rPr>
@@ -11294,13 +11472,13 @@
 </file>
 
 <file path=customXml/itemProps1.xml><?xml version="1.0" encoding="utf-8"?>
-<ds:datastoreItem xmlns:ds="http://schemas.openxmlformats.org/officeDocument/2006/customXml" ds:itemID="{79186C85-1813-40BD-BB11-DBB01EE14439}"/>
+<ds:datastoreItem xmlns:ds="http://schemas.openxmlformats.org/officeDocument/2006/customXml" ds:itemID="{CA37DAE5-F196-49B3-A478-60693AA4D38A}"/>
 </file>
 
 <file path=customXml/itemProps2.xml><?xml version="1.0" encoding="utf-8"?>
-<ds:datastoreItem xmlns:ds="http://schemas.openxmlformats.org/officeDocument/2006/customXml" ds:itemID="{A766F889-F84C-4E72-9BBD-8E6B877A875F}"/>
+<ds:datastoreItem xmlns:ds="http://schemas.openxmlformats.org/officeDocument/2006/customXml" ds:itemID="{1984EE12-9DCE-4BA3-8D6A-D807E5485413}"/>
 </file>
 
 <file path=customXml/itemProps3.xml><?xml version="1.0" encoding="utf-8"?>
-<ds:datastoreItem xmlns:ds="http://schemas.openxmlformats.org/officeDocument/2006/customXml" ds:itemID="{2F7D1CDC-DD9E-4965-A746-4D3386524AEC}"/>
+<ds:datastoreItem xmlns:ds="http://schemas.openxmlformats.org/officeDocument/2006/customXml" ds:itemID="{D96F2FB2-77BC-4582-9206-E93C064517D0}"/>
 </file>